--- a/t06_s4.docx
+++ b/t06_s4.docx
@@ -3,2168 +3,1693 @@
 <w:document xmlns:wpc="http://schemas.microsoft.com/office/word/2010/wordprocessingCanvas" xmlns:mo="http://schemas.microsoft.com/office/mac/office/2008/main" xmlns:mc="http://schemas.openxmlformats.org/markup-compatibility/2006" xmlns:mv="urn:schemas-microsoft-com:mac:vml" xmlns:o="urn:schemas-microsoft-com:office:office" xmlns:r="http://schemas.openxmlformats.org/officeDocument/2006/relationships" xmlns:m="http://schemas.openxmlformats.org/officeDocument/2006/math" xmlns:v="urn:schemas-microsoft-com:vml" xmlns:wp14="http://schemas.microsoft.com/office/word/2010/wordprocessingDrawing" xmlns:wp="http://schemas.openxmlformats.org/drawingml/2006/wordprocessingDrawing" xmlns:w10="urn:schemas-microsoft-com:office:word" xmlns:w="http://schemas.openxmlformats.org/wordprocessingml/2006/main" xmlns:w14="http://schemas.microsoft.com/office/word/2010/wordml" xmlns:wpg="http://schemas.microsoft.com/office/word/2010/wordprocessingGroup" xmlns:wpi="http://schemas.microsoft.com/office/word/2010/wordprocessingInk" xmlns:wne="http://schemas.microsoft.com/office/word/2006/wordml" xmlns:wps="http://schemas.microsoft.com/office/word/2010/wordprocessingShape" mc:Ignorable="w14 wp14">
   <w:body>
     <w:p>
-      <w:pPr>
-        <w:spacing w:after="20" w:before="120"/>
-      </w:pPr>
-      <w:r>
-        <w:rPr>
-          <w:b/>
-          <w:sz w:val="22"/>
-        </w:rPr>
-        <w:t>Question: A client at 38 weeks gestation has BP 160/110 mm Hg with 3+ proteinuria. Which nursing action should be implemented FIRST?</w:t>
-      </w:r>
-    </w:p>
-    <w:p>
-      <w:pPr>
-        <w:spacing w:after="0" w:before="0"/>
-      </w:pPr>
-      <w:r>
-        <w:rPr>
-          <w:b w:val="0"/>
-          <w:sz w:val="22"/>
-        </w:rPr>
-        <w:t>(a) Administer an oral antihypertensive</w:t>
-      </w:r>
-    </w:p>
-    <w:p>
-      <w:pPr>
-        <w:spacing w:after="0" w:before="0"/>
-      </w:pPr>
-      <w:r>
-        <w:rPr>
-          <w:b w:val="0"/>
-          <w:sz w:val="22"/>
-        </w:rPr>
-        <w:t>(b) Apply the electronic fetal monitor</w:t>
-      </w:r>
-    </w:p>
-    <w:p>
-      <w:pPr>
-        <w:spacing w:after="0" w:before="0"/>
-      </w:pPr>
-      <w:r>
-        <w:rPr>
-          <w:b w:val="0"/>
-          <w:sz w:val="22"/>
-        </w:rPr>
-        <w:t>(c) Prepare the client for cesarean delivery</w:t>
-      </w:r>
-    </w:p>
-    <w:p>
-      <w:pPr>
-        <w:spacing w:after="0" w:before="0"/>
-      </w:pPr>
-      <w:r>
-        <w:rPr>
-          <w:b w:val="0"/>
-          <w:sz w:val="22"/>
-        </w:rPr>
-        <w:t>(d) Place the client on her left side in bed</w:t>
-      </w:r>
-    </w:p>
-    <w:p>
-      <w:pPr>
-        <w:spacing w:after="0" w:before="40"/>
-      </w:pPr>
-      <w:r>
-        <w:rPr>
-          <w:b/>
-          <w:sz w:val="22"/>
-        </w:rPr>
-        <w:t>Answer: d</w:t>
-      </w:r>
-    </w:p>
-    <w:p>
-      <w:pPr>
-        <w:spacing w:after="0" w:before="0"/>
-      </w:pPr>
-      <w:r>
-        <w:rPr>
-          <w:b w:val="0"/>
-          <w:sz w:val="21"/>
-        </w:rPr>
-        <w:t>Solution: In severe preeclampsia the first action is left-lateral positioning to improve placental and renal perfusion, followed by magnesium sulfate, BP control and fetal monitoring.</w:t>
-      </w:r>
-    </w:p>
-    <w:p>
-      <w:pPr>
-        <w:spacing w:after="0" w:before="0"/>
-      </w:pPr>
-      <w:r>
-        <w:rPr>
-          <w:b w:val="0"/>
-          <w:sz w:val="20"/>
-        </w:rPr>
-        <w:t>Positive Marks: 1</w:t>
-      </w:r>
-    </w:p>
-    <w:p>
-      <w:pPr>
-        <w:spacing w:after="160" w:before="0"/>
-      </w:pPr>
-      <w:r>
-        <w:rPr>
-          <w:b w:val="0"/>
-          <w:sz w:val="20"/>
-        </w:rPr>
-        <w:t>Negative Marks: 0.25</w:t>
-      </w:r>
-    </w:p>
-    <w:p>
-      <w:pPr>
-        <w:spacing w:after="20" w:before="120"/>
-      </w:pPr>
-      <w:r>
-        <w:rPr>
-          <w:b/>
-          <w:sz w:val="22"/>
-        </w:rPr>
-        <w:t>Question: What is the current name of Aurangabad in Maharashtra? Important scheme (4K)</w:t>
-      </w:r>
-    </w:p>
-    <w:p>
-      <w:pPr>
-        <w:spacing w:after="0" w:before="0"/>
-      </w:pPr>
-      <w:r>
-        <w:rPr>
-          <w:b w:val="0"/>
-          <w:sz w:val="22"/>
-        </w:rPr>
-        <w:t>(a) Dharashiv</w:t>
-      </w:r>
-    </w:p>
-    <w:p>
-      <w:pPr>
-        <w:spacing w:after="0" w:before="0"/>
-      </w:pPr>
-      <w:r>
-        <w:rPr>
-          <w:b w:val="0"/>
-          <w:sz w:val="22"/>
-        </w:rPr>
-        <w:t>(b) Mumbai</w:t>
-      </w:r>
-    </w:p>
-    <w:p>
-      <w:pPr>
-        <w:spacing w:after="0" w:before="0"/>
-      </w:pPr>
-      <w:r>
-        <w:rPr>
-          <w:b w:val="0"/>
-          <w:sz w:val="22"/>
-        </w:rPr>
-        <w:t>(c) Osmanabad</w:t>
-      </w:r>
-    </w:p>
-    <w:p>
-      <w:pPr>
-        <w:spacing w:after="0" w:before="0"/>
-      </w:pPr>
-      <w:r>
-        <w:rPr>
-          <w:b w:val="0"/>
-          <w:sz w:val="22"/>
-        </w:rPr>
-        <w:t>(d) Sambhaji Nagar</w:t>
-      </w:r>
-    </w:p>
-    <w:p>
-      <w:pPr>
-        <w:spacing w:after="0" w:before="40"/>
-      </w:pPr>
-      <w:r>
-        <w:rPr>
-          <w:b/>
-          <w:sz w:val="22"/>
-        </w:rPr>
-        <w:t>Answer: d</w:t>
-      </w:r>
-    </w:p>
-    <w:p>
-      <w:pPr>
-        <w:spacing w:after="0" w:before="0"/>
-      </w:pPr>
-      <w:r>
-        <w:rPr>
-          <w:b w:val="0"/>
-          <w:sz w:val="21"/>
-        </w:rPr>
-        <w:t>Solution: The current name of Aurangabad in Maharashtra is option A, Sambhaji Nagar. Sambhaji Nagar is the new name given to the city of Aurangabad in Maharashtra. The name change was made to honor Sambhaji, the son of the Maratha Empire's founder, Chhatrapati Shivaji Maharaj. Aurangabad was originally named after Mughal emperor Aurangzeb, and the decision to rename the city was part of an effort to recognize and celebrate Maratha history and culture. The name change reflects the cultural and historical significance of Sambhaji and symbolizes the local pride and heritage of Maharashtra.</w:t>
-      </w:r>
-    </w:p>
-    <w:p>
-      <w:pPr>
-        <w:spacing w:after="0" w:before="0"/>
-      </w:pPr>
-      <w:r>
-        <w:rPr>
-          <w:b w:val="0"/>
-          <w:sz w:val="20"/>
-        </w:rPr>
-        <w:t>Positive Marks: 1</w:t>
-      </w:r>
-    </w:p>
-    <w:p>
-      <w:pPr>
-        <w:spacing w:after="160" w:before="0"/>
-      </w:pPr>
-      <w:r>
-        <w:rPr>
-          <w:b w:val="0"/>
-          <w:sz w:val="20"/>
-        </w:rPr>
-        <w:t>Negative Marks: 0.25</w:t>
-      </w:r>
-    </w:p>
-    <w:p>
-      <w:pPr>
-        <w:spacing w:after="20" w:before="120"/>
-      </w:pPr>
-      <w:r>
-        <w:rPr>
-          <w:b/>
-          <w:sz w:val="22"/>
-        </w:rPr>
-        <w:t>Question: Following are symptoms of borderline personality disorder, except?</w:t>
-      </w:r>
-    </w:p>
-    <w:p>
-      <w:pPr>
-        <w:spacing w:after="0" w:before="0"/>
-      </w:pPr>
-      <w:r>
-        <w:rPr>
-          <w:b w:val="0"/>
-          <w:sz w:val="22"/>
-        </w:rPr>
-        <w:t>(a) Impulsivity</w:t>
-      </w:r>
-    </w:p>
-    <w:p>
-      <w:pPr>
-        <w:spacing w:after="0" w:before="0"/>
-      </w:pPr>
-      <w:r>
-        <w:rPr>
-          <w:b w:val="0"/>
-          <w:sz w:val="22"/>
-        </w:rPr>
-        <w:t>(b) High selfesteem</w:t>
-      </w:r>
-    </w:p>
-    <w:p>
-      <w:pPr>
-        <w:spacing w:after="0" w:before="0"/>
-      </w:pPr>
-      <w:r>
-        <w:rPr>
-          <w:b w:val="0"/>
-          <w:sz w:val="22"/>
-        </w:rPr>
-        <w:t>(c) Hopelessness</w:t>
-      </w:r>
-    </w:p>
-    <w:p>
-      <w:pPr>
-        <w:spacing w:after="0" w:before="0"/>
-      </w:pPr>
-      <w:r>
-        <w:rPr>
-          <w:b w:val="0"/>
-          <w:sz w:val="22"/>
-        </w:rPr>
-        <w:t>(d) Recurrent suicidal ideation</w:t>
-      </w:r>
-    </w:p>
-    <w:p>
-      <w:pPr>
-        <w:spacing w:after="0" w:before="40"/>
-      </w:pPr>
-      <w:r>
-        <w:rPr>
-          <w:b/>
-          <w:sz w:val="22"/>
-        </w:rPr>
-        <w:t>Answer: b</w:t>
-      </w:r>
-    </w:p>
-    <w:p>
-      <w:pPr>
-        <w:spacing w:after="0" w:before="0"/>
-      </w:pPr>
-      <w:r>
-        <w:rPr>
-          <w:b w:val="0"/>
-          <w:sz w:val="21"/>
-        </w:rPr>
-        <w:t>Solution: Symptoms of borderline personality disorder include impulsivity, hopelessness, and recurrent suicidal ideation (options A, C, and D). Borderline personality disorder is a mental health condition characterized by unstable emotions, impulsive behaviors, and difficulties in relationships. Individuals with borderline personality disorder often struggle with intense and rapidly changing emotions, which can contribute to impulsive actions. Feelings of hopelessness and recurrent thoughts of self-harm or suicide are common in this disorder. However, individuals with borderline personality disorder often experience low self-esteem rather than high self-esteem, making option B incorrect.</w:t>
-      </w:r>
-    </w:p>
-    <w:p>
-      <w:pPr>
-        <w:spacing w:after="0" w:before="0"/>
-      </w:pPr>
-      <w:r>
-        <w:rPr>
-          <w:b w:val="0"/>
-          <w:sz w:val="20"/>
-        </w:rPr>
-        <w:t>Positive Marks: 1</w:t>
-      </w:r>
-    </w:p>
-    <w:p>
-      <w:pPr>
-        <w:spacing w:after="160" w:before="0"/>
-      </w:pPr>
-      <w:r>
-        <w:rPr>
-          <w:b w:val="0"/>
-          <w:sz w:val="20"/>
-        </w:rPr>
-        <w:t>Negative Marks: 0.25</w:t>
-      </w:r>
-    </w:p>
-    <w:p>
-      <w:pPr>
-        <w:spacing w:after="20" w:before="120"/>
-      </w:pPr>
-      <w:r>
-        <w:rPr>
-          <w:b/>
-          <w:sz w:val="22"/>
-        </w:rPr>
-        <w:t>Question: Deficiency of which vitamin causes defective bone mineralization disorder called rickets?</w:t>
-      </w:r>
-    </w:p>
-    <w:p>
-      <w:pPr>
-        <w:spacing w:after="0" w:before="0"/>
-      </w:pPr>
-      <w:r>
-        <w:rPr>
-          <w:b w:val="0"/>
-          <w:sz w:val="22"/>
-        </w:rPr>
-        <w:t>(a) Vitamin B</w:t>
-      </w:r>
-    </w:p>
-    <w:p>
-      <w:pPr>
-        <w:spacing w:after="0" w:before="0"/>
-      </w:pPr>
-      <w:r>
-        <w:rPr>
-          <w:b w:val="0"/>
-          <w:sz w:val="22"/>
-        </w:rPr>
-        <w:t>(b) Vitamin E</w:t>
-      </w:r>
-    </w:p>
-    <w:p>
-      <w:pPr>
-        <w:spacing w:after="0" w:before="0"/>
-      </w:pPr>
-      <w:r>
-        <w:rPr>
-          <w:b w:val="0"/>
-          <w:sz w:val="22"/>
-        </w:rPr>
-        <w:t>(c) Vitamin A</w:t>
-      </w:r>
-    </w:p>
-    <w:p>
-      <w:pPr>
-        <w:spacing w:after="0" w:before="0"/>
-      </w:pPr>
-      <w:r>
-        <w:rPr>
-          <w:b w:val="0"/>
-          <w:sz w:val="22"/>
-        </w:rPr>
-        <w:t>(d) Vitamin D</w:t>
-      </w:r>
-    </w:p>
-    <w:p>
-      <w:pPr>
-        <w:spacing w:after="0" w:before="40"/>
-      </w:pPr>
-      <w:r>
-        <w:rPr>
-          <w:b/>
-          <w:sz w:val="22"/>
-        </w:rPr>
-        <w:t>Answer: d</w:t>
-      </w:r>
-    </w:p>
-    <w:p>
-      <w:pPr>
-        <w:spacing w:after="0" w:before="0"/>
-      </w:pPr>
-      <w:r>
-        <w:rPr>
-          <w:b w:val="0"/>
-          <w:sz w:val="21"/>
-        </w:rPr>
-        <w:t>Solution: Rickets, a defective bone-mineralisation disorder, is caused by deficiency of vitamin D.</w:t>
-      </w:r>
-    </w:p>
-    <w:p>
-      <w:pPr>
-        <w:spacing w:after="0" w:before="0"/>
-      </w:pPr>
-      <w:r>
-        <w:rPr>
-          <w:b w:val="0"/>
-          <w:sz w:val="20"/>
-        </w:rPr>
-        <w:t>Positive Marks: 1</w:t>
-      </w:r>
-    </w:p>
-    <w:p>
-      <w:pPr>
-        <w:spacing w:after="160" w:before="0"/>
-      </w:pPr>
-      <w:r>
-        <w:rPr>
-          <w:b w:val="0"/>
-          <w:sz w:val="20"/>
-        </w:rPr>
-        <w:t>Negative Marks: 0.25</w:t>
-      </w:r>
-    </w:p>
-    <w:p>
-      <w:pPr>
-        <w:spacing w:after="20" w:before="120"/>
-      </w:pPr>
-      <w:r>
-        <w:rPr>
-          <w:b/>
-          <w:sz w:val="22"/>
-        </w:rPr>
-        <w:t>Question: which of the following is NOT related to MMR vaccine?</w:t>
-      </w:r>
-    </w:p>
-    <w:p>
-      <w:pPr>
-        <w:spacing w:after="0" w:before="0"/>
-      </w:pPr>
-      <w:r>
-        <w:rPr>
-          <w:b w:val="0"/>
-          <w:sz w:val="22"/>
-        </w:rPr>
-        <w:t>(a) Mumps</w:t>
-      </w:r>
-    </w:p>
-    <w:p>
-      <w:pPr>
-        <w:spacing w:after="0" w:before="0"/>
-      </w:pPr>
-      <w:r>
-        <w:rPr>
-          <w:b w:val="0"/>
-          <w:sz w:val="22"/>
-        </w:rPr>
-        <w:t>(b) Measles</w:t>
-      </w:r>
-    </w:p>
-    <w:p>
-      <w:pPr>
-        <w:spacing w:after="0" w:before="0"/>
-      </w:pPr>
-      <w:r>
-        <w:rPr>
-          <w:b w:val="0"/>
-          <w:sz w:val="22"/>
-        </w:rPr>
-        <w:t>(c) Rickets</w:t>
-      </w:r>
-    </w:p>
-    <w:p>
-      <w:pPr>
-        <w:spacing w:after="0" w:before="0"/>
-      </w:pPr>
-      <w:r>
-        <w:rPr>
-          <w:b w:val="0"/>
-          <w:sz w:val="22"/>
-        </w:rPr>
-        <w:t>(d) Rubella</w:t>
-      </w:r>
-    </w:p>
-    <w:p>
-      <w:pPr>
-        <w:spacing w:after="0" w:before="40"/>
-      </w:pPr>
-      <w:r>
-        <w:rPr>
-          <w:b/>
-          <w:sz w:val="22"/>
-        </w:rPr>
-        <w:t>Answer: c</w:t>
-      </w:r>
-    </w:p>
-    <w:p>
-      <w:pPr>
-        <w:spacing w:after="0" w:before="0"/>
-      </w:pPr>
-      <w:r>
-        <w:rPr>
-          <w:b w:val="0"/>
-          <w:sz w:val="21"/>
-        </w:rPr>
-        <w:t>Solution: The MMR vaccine protects against measles, mumps and rubella; rickets is a vitamin D deficiency disorder and is not related to MMR.</w:t>
-      </w:r>
-    </w:p>
-    <w:p>
-      <w:pPr>
-        <w:spacing w:after="0" w:before="0"/>
-      </w:pPr>
-      <w:r>
-        <w:rPr>
-          <w:b w:val="0"/>
-          <w:sz w:val="20"/>
-        </w:rPr>
-        <w:t>Positive Marks: 1</w:t>
-      </w:r>
-    </w:p>
-    <w:p>
-      <w:pPr>
-        <w:spacing w:after="160" w:before="0"/>
-      </w:pPr>
-      <w:r>
-        <w:rPr>
-          <w:b w:val="0"/>
-          <w:sz w:val="20"/>
-        </w:rPr>
-        <w:t>Negative Marks: 0.25</w:t>
-      </w:r>
-    </w:p>
-    <w:p>
-      <w:pPr>
-        <w:spacing w:after="20" w:before="120"/>
-      </w:pPr>
-      <w:r>
-        <w:rPr>
-          <w:b/>
-          <w:sz w:val="22"/>
-        </w:rPr>
-        <w:t>Question: At what time period the child learns about the gender identity</w:t>
-      </w:r>
-    </w:p>
-    <w:p>
-      <w:pPr>
-        <w:spacing w:after="0" w:before="0"/>
-      </w:pPr>
-      <w:r>
-        <w:rPr>
-          <w:b w:val="0"/>
-          <w:sz w:val="22"/>
-        </w:rPr>
-        <w:t>(a) 1 year</w:t>
-      </w:r>
-    </w:p>
-    <w:p>
-      <w:pPr>
-        <w:spacing w:after="0" w:before="0"/>
-      </w:pPr>
-      <w:r>
-        <w:rPr>
-          <w:b w:val="0"/>
-          <w:sz w:val="22"/>
-        </w:rPr>
-        <w:t>(b) 10 years</w:t>
-      </w:r>
-    </w:p>
-    <w:p>
-      <w:pPr>
-        <w:spacing w:after="0" w:before="0"/>
-      </w:pPr>
-      <w:r>
-        <w:rPr>
-          <w:b w:val="0"/>
-          <w:sz w:val="22"/>
-        </w:rPr>
-        <w:t>(c) 3 years</w:t>
-      </w:r>
-    </w:p>
-    <w:p>
-      <w:pPr>
-        <w:spacing w:after="0" w:before="0"/>
-      </w:pPr>
-      <w:r>
-        <w:rPr>
-          <w:b w:val="0"/>
-          <w:sz w:val="22"/>
-        </w:rPr>
-        <w:t>(d) 8 years</w:t>
-      </w:r>
-    </w:p>
-    <w:p>
-      <w:pPr>
-        <w:spacing w:after="0" w:before="40"/>
-      </w:pPr>
-      <w:r>
-        <w:rPr>
-          <w:b/>
-          <w:sz w:val="22"/>
-        </w:rPr>
-        <w:t>Answer: c</w:t>
-      </w:r>
-    </w:p>
-    <w:p>
-      <w:pPr>
-        <w:spacing w:after="0" w:before="0"/>
-      </w:pPr>
-      <w:r>
-        <w:rPr>
-          <w:b w:val="0"/>
-          <w:sz w:val="21"/>
-        </w:rPr>
-        <w:t>Solution: Gender identity (awareness of being male/female) is usually established by about 3 years of age.</w:t>
-      </w:r>
-    </w:p>
-    <w:p>
-      <w:pPr>
-        <w:spacing w:after="0" w:before="0"/>
-      </w:pPr>
-      <w:r>
-        <w:rPr>
-          <w:b w:val="0"/>
-          <w:sz w:val="20"/>
-        </w:rPr>
-        <w:t>Positive Marks: 1</w:t>
-      </w:r>
-    </w:p>
-    <w:p>
-      <w:pPr>
-        <w:spacing w:after="160" w:before="0"/>
-      </w:pPr>
-      <w:r>
-        <w:rPr>
-          <w:b w:val="0"/>
-          <w:sz w:val="20"/>
-        </w:rPr>
-        <w:t>Negative Marks: 0.25</w:t>
-      </w:r>
-    </w:p>
-    <w:p>
-      <w:pPr>
-        <w:spacing w:after="20" w:before="120"/>
-      </w:pPr>
-      <w:r>
-        <w:rPr>
-          <w:b/>
-          <w:sz w:val="22"/>
-        </w:rPr>
-        <w:t>Question: Which of the following conditions is NOT prevented or covered by the MMR vaccine?</w:t>
-      </w:r>
-    </w:p>
-    <w:p>
-      <w:pPr>
-        <w:spacing w:after="0" w:before="0"/>
-      </w:pPr>
-      <w:r>
-        <w:rPr>
-          <w:b w:val="0"/>
-          <w:sz w:val="22"/>
-        </w:rPr>
-        <w:t>(a) Mumps</w:t>
-      </w:r>
-    </w:p>
-    <w:p>
-      <w:pPr>
-        <w:spacing w:after="0" w:before="0"/>
-      </w:pPr>
-      <w:r>
-        <w:rPr>
-          <w:b w:val="0"/>
-          <w:sz w:val="22"/>
-        </w:rPr>
-        <w:t>(b) Measles</w:t>
-      </w:r>
-    </w:p>
-    <w:p>
-      <w:pPr>
-        <w:spacing w:after="0" w:before="0"/>
-      </w:pPr>
-      <w:r>
-        <w:rPr>
-          <w:b w:val="0"/>
-          <w:sz w:val="22"/>
-        </w:rPr>
-        <w:t>(c) Rickets</w:t>
-      </w:r>
-    </w:p>
-    <w:p>
-      <w:pPr>
-        <w:spacing w:after="0" w:before="0"/>
-      </w:pPr>
-      <w:r>
-        <w:rPr>
-          <w:b w:val="0"/>
-          <w:sz w:val="22"/>
-        </w:rPr>
-        <w:t>(d) Rubella</w:t>
-      </w:r>
-    </w:p>
-    <w:p>
-      <w:pPr>
-        <w:spacing w:after="0" w:before="40"/>
-      </w:pPr>
-      <w:r>
-        <w:rPr>
-          <w:b/>
-          <w:sz w:val="22"/>
-        </w:rPr>
-        <w:t>Answer: c</w:t>
-      </w:r>
-    </w:p>
-    <w:p>
-      <w:pPr>
-        <w:spacing w:after="0" w:before="0"/>
-      </w:pPr>
-      <w:r>
-        <w:rPr>
-          <w:b w:val="0"/>
-          <w:sz w:val="21"/>
-        </w:rPr>
-        <w:t>Solution: MMR vaccine protects against Measles, Mumps, and Rubella. Rickets is a nutritional bone disorder caused by Vitamin D deficiency.</w:t>
-      </w:r>
-    </w:p>
-    <w:p>
-      <w:pPr>
-        <w:spacing w:after="0" w:before="0"/>
-      </w:pPr>
-      <w:r>
-        <w:rPr>
-          <w:b w:val="0"/>
-          <w:sz w:val="20"/>
-        </w:rPr>
-        <w:t>Positive Marks: 1</w:t>
-      </w:r>
-    </w:p>
-    <w:p>
-      <w:pPr>
-        <w:spacing w:after="160" w:before="0"/>
-      </w:pPr>
-      <w:r>
-        <w:rPr>
-          <w:b w:val="0"/>
-          <w:sz w:val="20"/>
-        </w:rPr>
-        <w:t>Negative Marks: 0.25</w:t>
-      </w:r>
-    </w:p>
-    <w:p>
-      <w:pPr>
-        <w:spacing w:after="20" w:before="120"/>
-      </w:pPr>
-      <w:r>
-        <w:rPr>
-          <w:b/>
-          <w:sz w:val="22"/>
-        </w:rPr>
-        <w:t>Question: The most important nursing action before administering any medication is:</w:t>
-      </w:r>
-    </w:p>
-    <w:p>
-      <w:pPr>
-        <w:spacing w:after="0" w:before="0"/>
-      </w:pPr>
-      <w:r>
-        <w:rPr>
-          <w:b w:val="0"/>
-          <w:sz w:val="22"/>
-        </w:rPr>
-        <w:t>(a) Check the dose</w:t>
-      </w:r>
-    </w:p>
-    <w:p>
-      <w:pPr>
-        <w:spacing w:after="0" w:before="0"/>
-      </w:pPr>
-      <w:r>
-        <w:rPr>
-          <w:b w:val="0"/>
-          <w:sz w:val="22"/>
-        </w:rPr>
-        <w:t>(b) Identify the patient correctly</w:t>
-      </w:r>
-    </w:p>
-    <w:p>
-      <w:pPr>
-        <w:spacing w:after="0" w:before="0"/>
-      </w:pPr>
-      <w:r>
-        <w:rPr>
-          <w:b w:val="0"/>
-          <w:sz w:val="22"/>
-        </w:rPr>
-        <w:t>(c) Check the expiry date</w:t>
-      </w:r>
-    </w:p>
-    <w:p>
-      <w:pPr>
-        <w:spacing w:after="0" w:before="0"/>
-      </w:pPr>
-      <w:r>
-        <w:rPr>
-          <w:b w:val="0"/>
-          <w:sz w:val="22"/>
-        </w:rPr>
-        <w:t>(d) Wash hands</w:t>
-      </w:r>
-    </w:p>
-    <w:p>
-      <w:pPr>
-        <w:spacing w:after="0" w:before="40"/>
-      </w:pPr>
-      <w:r>
-        <w:rPr>
-          <w:b/>
-          <w:sz w:val="22"/>
-        </w:rPr>
-        <w:t>Answer: b</w:t>
-      </w:r>
-    </w:p>
-    <w:p>
-      <w:pPr>
-        <w:spacing w:after="0" w:before="0"/>
-      </w:pPr>
-      <w:r>
-        <w:rPr>
-          <w:b w:val="0"/>
-          <w:sz w:val="21"/>
-        </w:rPr>
-        <w:t>Solution: Correct patient identification (two identifiers) is the first and most vital check before drug administration.</w:t>
-      </w:r>
-    </w:p>
-    <w:p>
-      <w:pPr>
-        <w:spacing w:after="0" w:before="0"/>
-      </w:pPr>
-      <w:r>
-        <w:rPr>
-          <w:b w:val="0"/>
-          <w:sz w:val="20"/>
-        </w:rPr>
-        <w:t>Positive Marks: 1</w:t>
-      </w:r>
-    </w:p>
-    <w:p>
-      <w:pPr>
-        <w:spacing w:after="160" w:before="0"/>
-      </w:pPr>
-      <w:r>
-        <w:rPr>
-          <w:b w:val="0"/>
-          <w:sz w:val="20"/>
-        </w:rPr>
-        <w:t>Negative Marks: 0.25</w:t>
-      </w:r>
-    </w:p>
-    <w:p>
-      <w:pPr>
-        <w:spacing w:after="20" w:before="120"/>
-      </w:pPr>
-      <w:r>
-        <w:rPr>
-          <w:b/>
-          <w:sz w:val="22"/>
-        </w:rPr>
-        <w:t>Question: Which among the follwing is added with ORS to Control diarrhea?</w:t>
-      </w:r>
-    </w:p>
-    <w:p>
-      <w:pPr>
-        <w:spacing w:after="0" w:before="0"/>
-      </w:pPr>
-      <w:r>
-        <w:rPr>
-          <w:b w:val="0"/>
-          <w:sz w:val="22"/>
-        </w:rPr>
-        <w:t>(a) Copper</w:t>
-      </w:r>
-    </w:p>
-    <w:p>
-      <w:pPr>
-        <w:spacing w:after="0" w:before="0"/>
-      </w:pPr>
-      <w:r>
-        <w:rPr>
-          <w:b w:val="0"/>
-          <w:sz w:val="22"/>
-        </w:rPr>
-        <w:t>(b) Calcium</w:t>
-      </w:r>
-    </w:p>
-    <w:p>
-      <w:pPr>
-        <w:spacing w:after="0" w:before="0"/>
-      </w:pPr>
-      <w:r>
-        <w:rPr>
-          <w:b w:val="0"/>
-          <w:sz w:val="22"/>
-        </w:rPr>
-        <w:t>(c) Potassium</w:t>
-      </w:r>
-    </w:p>
-    <w:p>
-      <w:pPr>
-        <w:spacing w:after="0" w:before="0"/>
-      </w:pPr>
-      <w:r>
-        <w:rPr>
-          <w:b w:val="0"/>
-          <w:sz w:val="22"/>
-        </w:rPr>
-        <w:t>(d) Zinc</w:t>
-      </w:r>
-    </w:p>
-    <w:p>
-      <w:pPr>
-        <w:spacing w:after="0" w:before="40"/>
-      </w:pPr>
-      <w:r>
-        <w:rPr>
-          <w:b/>
-          <w:sz w:val="22"/>
-        </w:rPr>
-        <w:t>Answer: d</w:t>
-      </w:r>
-    </w:p>
-    <w:p>
-      <w:pPr>
-        <w:spacing w:after="0" w:before="0"/>
-      </w:pPr>
-      <w:r>
-        <w:rPr>
-          <w:b w:val="0"/>
-          <w:sz w:val="21"/>
-        </w:rPr>
-        <w:t>Solution: Zinc is added to ORS (Oral Rehydration Solution) to help control diarrhea. ORS is a solution containing a specific balance of electrolytes and glucose that is used to treat dehydration caused by diarrhea. Zinc supplementation in ORS has been found to be effective in reducing the duration and severity of diarrhea in children. Zinc plays a crucial role in the normal functioning of the immune system and helps maintain the integrity of the intestinal mucosa. It also has direct antiviral and antibacterial effects. Therefore, adding zinc to ORS can enhance its effectiveness in managing diarrhea.</w:t>
-      </w:r>
-    </w:p>
-    <w:p>
-      <w:pPr>
-        <w:spacing w:after="0" w:before="0"/>
-      </w:pPr>
-      <w:r>
-        <w:rPr>
-          <w:b w:val="0"/>
-          <w:sz w:val="20"/>
-        </w:rPr>
-        <w:t>Positive Marks: 1</w:t>
-      </w:r>
-    </w:p>
-    <w:p>
-      <w:pPr>
-        <w:spacing w:after="160" w:before="0"/>
-      </w:pPr>
-      <w:r>
-        <w:rPr>
-          <w:b w:val="0"/>
-          <w:sz w:val="20"/>
-        </w:rPr>
-        <w:t>Negative Marks: 0.25</w:t>
-      </w:r>
-    </w:p>
-    <w:p>
-      <w:pPr>
-        <w:spacing w:after="20" w:before="120"/>
-      </w:pPr>
-      <w:r>
-        <w:rPr>
-          <w:b/>
-          <w:sz w:val="22"/>
-        </w:rPr>
-        <w:t>Question: What is the cut-off range of axillary temperature for hypothermia in children?</w:t>
-      </w:r>
-    </w:p>
-    <w:p>
-      <w:pPr>
-        <w:spacing w:after="0" w:before="0"/>
-      </w:pPr>
-      <w:r>
-        <w:rPr>
-          <w:b w:val="0"/>
-          <w:sz w:val="22"/>
-        </w:rPr>
-        <w:t>(a) 36.5°C</w:t>
-      </w:r>
-    </w:p>
-    <w:p>
-      <w:pPr>
-        <w:spacing w:after="0" w:before="0"/>
-      </w:pPr>
-      <w:r>
-        <w:rPr>
-          <w:b w:val="0"/>
-          <w:sz w:val="22"/>
-        </w:rPr>
-        <w:t>(b) 37.0°C</w:t>
-      </w:r>
-    </w:p>
-    <w:p>
-      <w:pPr>
-        <w:spacing w:after="0" w:before="0"/>
-      </w:pPr>
-      <w:r>
-        <w:rPr>
-          <w:b w:val="0"/>
-          <w:sz w:val="22"/>
-        </w:rPr>
-        <w:t>(c) 36.0°C</w:t>
-      </w:r>
-    </w:p>
-    <w:p>
-      <w:pPr>
-        <w:spacing w:after="0" w:before="0"/>
-      </w:pPr>
-      <w:r>
-        <w:rPr>
-          <w:b w:val="0"/>
-          <w:sz w:val="22"/>
-        </w:rPr>
-        <w:t>(d) 35.0°C</w:t>
-      </w:r>
-    </w:p>
-    <w:p>
-      <w:pPr>
-        <w:spacing w:after="0" w:before="40"/>
-      </w:pPr>
-      <w:r>
-        <w:rPr>
-          <w:b/>
-          <w:sz w:val="22"/>
-        </w:rPr>
-        <w:t>Answer: a</w:t>
-      </w:r>
-    </w:p>
-    <w:p>
-      <w:pPr>
-        <w:spacing w:after="0" w:before="0"/>
-      </w:pPr>
-      <w:r>
-        <w:rPr>
-          <w:b w:val="0"/>
-          <w:sz w:val="21"/>
-        </w:rPr>
-        <w:t>Solution: Hypothermia in children is defined as an axillary temperature below 36.5°C; a temperature below 35°C indicates severe hypothermia.</w:t>
-      </w:r>
-    </w:p>
-    <w:p>
-      <w:pPr>
-        <w:spacing w:after="0" w:before="0"/>
-      </w:pPr>
-      <w:r>
-        <w:rPr>
-          <w:b w:val="0"/>
-          <w:sz w:val="20"/>
-        </w:rPr>
-        <w:t>Positive Marks: 1</w:t>
-      </w:r>
-    </w:p>
-    <w:p>
-      <w:pPr>
-        <w:spacing w:after="160" w:before="0"/>
-      </w:pPr>
-      <w:r>
-        <w:rPr>
-          <w:b w:val="0"/>
-          <w:sz w:val="20"/>
-        </w:rPr>
-        <w:t>Negative Marks: 0.25</w:t>
-      </w:r>
-    </w:p>
-    <w:p>
-      <w:pPr>
-        <w:spacing w:after="20" w:before="120"/>
-      </w:pPr>
-      <w:r>
-        <w:rPr>
-          <w:b/>
-          <w:sz w:val="22"/>
-        </w:rPr>
-        <w:t>Question: What room temperature should be maintained during the period of phototherapy?</w:t>
-      </w:r>
-    </w:p>
-    <w:p>
-      <w:pPr>
-        <w:spacing w:after="0" w:before="0"/>
-      </w:pPr>
-      <w:r>
-        <w:rPr>
-          <w:b w:val="0"/>
-          <w:sz w:val="22"/>
-        </w:rPr>
-        <w:t>(a) 24-26°C</w:t>
-      </w:r>
-    </w:p>
-    <w:p>
-      <w:pPr>
-        <w:spacing w:after="0" w:before="0"/>
-      </w:pPr>
-      <w:r>
-        <w:rPr>
-          <w:b w:val="0"/>
-          <w:sz w:val="22"/>
-        </w:rPr>
-        <w:t>(b) 30-32°C</w:t>
-      </w:r>
-    </w:p>
-    <w:p>
-      <w:pPr>
-        <w:spacing w:after="0" w:before="0"/>
-      </w:pPr>
-      <w:r>
-        <w:rPr>
-          <w:b w:val="0"/>
-          <w:sz w:val="22"/>
-        </w:rPr>
-        <w:t>(c) 28-30°C</w:t>
-      </w:r>
-    </w:p>
-    <w:p>
-      <w:pPr>
-        <w:spacing w:after="0" w:before="0"/>
-      </w:pPr>
-      <w:r>
-        <w:rPr>
-          <w:b w:val="0"/>
-          <w:sz w:val="22"/>
-        </w:rPr>
-        <w:t>(d) 26-28°C</w:t>
-      </w:r>
-    </w:p>
-    <w:p>
-      <w:pPr>
-        <w:spacing w:after="0" w:before="40"/>
-      </w:pPr>
-      <w:r>
-        <w:rPr>
-          <w:b/>
-          <w:sz w:val="22"/>
-        </w:rPr>
-        <w:t>Answer: c</w:t>
-      </w:r>
-    </w:p>
-    <w:p>
-      <w:pPr>
-        <w:spacing w:after="0" w:before="0"/>
-      </w:pPr>
-      <w:r>
-        <w:rPr>
-          <w:b w:val="0"/>
-          <w:sz w:val="21"/>
-        </w:rPr>
-        <w:t>Solution: A room temperature of 28-30°C is maintained during phototherapy to prevent hypothermia in the neonate.</w:t>
-      </w:r>
-    </w:p>
-    <w:p>
-      <w:pPr>
-        <w:spacing w:after="0" w:before="0"/>
-      </w:pPr>
-      <w:r>
-        <w:rPr>
-          <w:b w:val="0"/>
-          <w:sz w:val="20"/>
-        </w:rPr>
-        <w:t>Positive Marks: 1</w:t>
-      </w:r>
-    </w:p>
-    <w:p>
-      <w:pPr>
-        <w:spacing w:after="160" w:before="0"/>
-      </w:pPr>
-      <w:r>
-        <w:rPr>
-          <w:b w:val="0"/>
-          <w:sz w:val="20"/>
-        </w:rPr>
-        <w:t>Negative Marks: 0.25</w:t>
-      </w:r>
-    </w:p>
-    <w:p>
-      <w:pPr>
-        <w:spacing w:after="20" w:before="120"/>
-      </w:pPr>
-      <w:r>
-        <w:rPr>
-          <w:b/>
-          <w:sz w:val="22"/>
-        </w:rPr>
-        <w:t>Question: Which type of catheter is used for intermittent catheterization and is removed immediately after the bladder is emptied?</w:t>
-      </w:r>
-    </w:p>
-    <w:p>
-      <w:pPr>
-        <w:spacing w:after="0" w:before="0"/>
-      </w:pPr>
-      <w:r>
-        <w:rPr>
-          <w:b w:val="0"/>
-          <w:sz w:val="22"/>
-        </w:rPr>
-        <w:t>(a) Straight (Nelaton) catheter</w:t>
-      </w:r>
-    </w:p>
-    <w:p>
-      <w:pPr>
-        <w:spacing w:after="0" w:before="0"/>
-      </w:pPr>
-      <w:r>
-        <w:rPr>
-          <w:b w:val="0"/>
-          <w:sz w:val="22"/>
-        </w:rPr>
-        <w:t>(b) Foley catheter</w:t>
-      </w:r>
-    </w:p>
-    <w:p>
-      <w:pPr>
-        <w:spacing w:after="0" w:before="0"/>
-      </w:pPr>
-      <w:r>
-        <w:rPr>
-          <w:b w:val="0"/>
-          <w:sz w:val="22"/>
-        </w:rPr>
-        <w:t>(c) Pezzer catheter</w:t>
-      </w:r>
-    </w:p>
-    <w:p>
-      <w:pPr>
-        <w:spacing w:after="0" w:before="0"/>
-      </w:pPr>
-      <w:r>
-        <w:rPr>
-          <w:b w:val="0"/>
-          <w:sz w:val="22"/>
-        </w:rPr>
-        <w:t>(d) Malecot catheter</w:t>
-      </w:r>
-    </w:p>
-    <w:p>
-      <w:pPr>
-        <w:spacing w:after="0" w:before="40"/>
-      </w:pPr>
-      <w:r>
-        <w:rPr>
-          <w:b/>
-          <w:sz w:val="22"/>
-        </w:rPr>
-        <w:t>Answer: a</w:t>
-      </w:r>
-    </w:p>
-    <w:p>
-      <w:pPr>
-        <w:spacing w:after="0" w:before="0"/>
-      </w:pPr>
-      <w:r>
-        <w:rPr>
-          <w:b w:val="0"/>
-          <w:sz w:val="21"/>
-        </w:rPr>
-        <w:t>Solution: A straight (Nelaton) catheter is a single-lumen catheter used for intermittent catheterization and is removed once the bladder is drained; a Foley catheter is self-retaining because of its balloon.</w:t>
-      </w:r>
-    </w:p>
-    <w:p>
-      <w:pPr>
-        <w:spacing w:after="0" w:before="0"/>
-      </w:pPr>
-      <w:r>
-        <w:rPr>
-          <w:b w:val="0"/>
-          <w:sz w:val="20"/>
-        </w:rPr>
-        <w:t>Positive Marks: 1</w:t>
-      </w:r>
-    </w:p>
-    <w:p>
-      <w:pPr>
-        <w:spacing w:after="160" w:before="0"/>
-      </w:pPr>
-      <w:r>
-        <w:rPr>
-          <w:b w:val="0"/>
-          <w:sz w:val="20"/>
-        </w:rPr>
-        <w:t>Negative Marks: 0.25</w:t>
-      </w:r>
-    </w:p>
-    <w:p>
-      <w:pPr>
-        <w:spacing w:after="20" w:before="120"/>
-      </w:pPr>
-      <w:r>
-        <w:rPr>
-          <w:b/>
-          <w:sz w:val="22"/>
-        </w:rPr>
-        <w:t>Question: Which vaccine should be stored in freezer compartment of the refrigerator?</w:t>
-      </w:r>
-    </w:p>
-    <w:p>
-      <w:pPr>
-        <w:spacing w:after="0" w:before="0"/>
-      </w:pPr>
-      <w:r>
-        <w:rPr>
-          <w:b w:val="0"/>
-          <w:sz w:val="22"/>
-        </w:rPr>
-        <w:t>(a) DPT</w:t>
-      </w:r>
-    </w:p>
-    <w:p>
-      <w:pPr>
-        <w:spacing w:after="0" w:before="0"/>
-      </w:pPr>
-      <w:r>
-        <w:rPr>
-          <w:b w:val="0"/>
-          <w:sz w:val="22"/>
-        </w:rPr>
-        <w:t>(b) BCG</w:t>
-      </w:r>
-    </w:p>
-    <w:p>
-      <w:pPr>
-        <w:spacing w:after="0" w:before="0"/>
-      </w:pPr>
-      <w:r>
-        <w:rPr>
-          <w:b w:val="0"/>
-          <w:sz w:val="22"/>
-        </w:rPr>
-        <w:t>(c) Measles</w:t>
-      </w:r>
-    </w:p>
-    <w:p>
-      <w:pPr>
-        <w:spacing w:after="0" w:before="0"/>
-      </w:pPr>
-      <w:r>
-        <w:rPr>
-          <w:b w:val="0"/>
-          <w:sz w:val="22"/>
-        </w:rPr>
-        <w:t>(d) Hepatitis B</w:t>
-      </w:r>
-    </w:p>
-    <w:p>
-      <w:pPr>
-        <w:spacing w:after="0" w:before="40"/>
-      </w:pPr>
-      <w:r>
-        <w:rPr>
-          <w:b/>
-          <w:sz w:val="22"/>
-        </w:rPr>
-        <w:t>Answer: c</w:t>
-      </w:r>
-    </w:p>
-    <w:p>
-      <w:pPr>
-        <w:spacing w:after="0" w:before="0"/>
-      </w:pPr>
-      <w:r>
-        <w:rPr>
-          <w:b w:val="0"/>
-          <w:sz w:val="21"/>
-        </w:rPr>
-        <w:t>Solution: Measles, mumps, and rubella vaccine, can be stored in a regular freezer at a temperature of -15°C (5°F) to -25°C (-13°F). The varicella (chickenpox) vaccine can also be stored in a freezer, but at a slightly higher temperature range of -50°C (-58°F) to -15°C (5°F).</w:t>
-      </w:r>
-    </w:p>
-    <w:p>
-      <w:pPr>
-        <w:spacing w:after="0" w:before="0"/>
-      </w:pPr>
-      <w:r>
-        <w:rPr>
-          <w:b w:val="0"/>
-          <w:sz w:val="20"/>
-        </w:rPr>
-        <w:t>Positive Marks: 1</w:t>
-      </w:r>
-    </w:p>
-    <w:p>
-      <w:pPr>
-        <w:spacing w:after="160" w:before="0"/>
-      </w:pPr>
-      <w:r>
-        <w:rPr>
-          <w:b w:val="0"/>
-          <w:sz w:val="20"/>
-        </w:rPr>
-        <w:t>Negative Marks: 0.25</w:t>
-      </w:r>
-    </w:p>
-    <w:p>
-      <w:pPr>
-        <w:spacing w:after="20" w:before="120"/>
-      </w:pPr>
-      <w:r>
-        <w:rPr>
-          <w:b/>
-          <w:sz w:val="22"/>
-        </w:rPr>
-        <w:t>Question: Which of the following drug is contraindicated in pregnant lady?</w:t>
-      </w:r>
-    </w:p>
-    <w:p>
-      <w:pPr>
-        <w:spacing w:after="0" w:before="0"/>
-      </w:pPr>
-      <w:r>
-        <w:rPr>
-          <w:b w:val="0"/>
-          <w:sz w:val="22"/>
-        </w:rPr>
-        <w:t>(a) Heparin</w:t>
-      </w:r>
-    </w:p>
-    <w:p>
-      <w:pPr>
-        <w:spacing w:after="0" w:before="0"/>
-      </w:pPr>
-      <w:r>
-        <w:rPr>
-          <w:b w:val="0"/>
-          <w:sz w:val="22"/>
-        </w:rPr>
-        <w:t>(b) Labetalol</w:t>
-      </w:r>
-    </w:p>
-    <w:p>
-      <w:pPr>
-        <w:spacing w:after="0" w:before="0"/>
-      </w:pPr>
-      <w:r>
-        <w:rPr>
-          <w:b w:val="0"/>
-          <w:sz w:val="22"/>
-        </w:rPr>
-        <w:t>(c) Dolutegravir</w:t>
-      </w:r>
-    </w:p>
-    <w:p>
-      <w:pPr>
-        <w:spacing w:after="0" w:before="0"/>
-      </w:pPr>
-      <w:r>
-        <w:rPr>
-          <w:b w:val="0"/>
-          <w:sz w:val="22"/>
-        </w:rPr>
-        <w:t>(d) Streptomycin</w:t>
-      </w:r>
-    </w:p>
-    <w:p>
-      <w:pPr>
-        <w:spacing w:after="0" w:before="40"/>
-      </w:pPr>
-      <w:r>
-        <w:rPr>
-          <w:b/>
-          <w:sz w:val="22"/>
-        </w:rPr>
-        <w:t>Answer: d</w:t>
-      </w:r>
-    </w:p>
-    <w:p>
-      <w:pPr>
-        <w:spacing w:after="0" w:before="0"/>
-      </w:pPr>
-      <w:r>
-        <w:rPr>
-          <w:b w:val="0"/>
-          <w:sz w:val="21"/>
-        </w:rPr>
-        <w:t>Solution: Streptomycin is contraindicated in pregnant women. Streptomycin is an antibiotic commonly used to treat bacterial infections. However, it is known to have harmful effects on fetal development and can cause hearing loss and other developmental abnormalities in the baby. Therefore, it is important to avoid the use of streptomycin during pregnancy. Alternative antibiotics that are safe for use during pregnancy should be considered to treat bacterial infections in pregnant women.</w:t>
-      </w:r>
-    </w:p>
-    <w:p>
-      <w:pPr>
-        <w:spacing w:after="0" w:before="0"/>
-      </w:pPr>
-      <w:r>
-        <w:rPr>
-          <w:b w:val="0"/>
-          <w:sz w:val="20"/>
-        </w:rPr>
-        <w:t>Positive Marks: 1</w:t>
-      </w:r>
-    </w:p>
-    <w:p>
-      <w:pPr>
-        <w:spacing w:after="160" w:before="0"/>
-      </w:pPr>
-      <w:r>
-        <w:rPr>
-          <w:b w:val="0"/>
-          <w:sz w:val="20"/>
-        </w:rPr>
-        <w:t>Negative Marks: 0.25</w:t>
-      </w:r>
-    </w:p>
-    <w:p>
-      <w:pPr>
-        <w:spacing w:after="20" w:before="120"/>
-      </w:pPr>
-      <w:r>
-        <w:rPr>
-          <w:b/>
-          <w:sz w:val="22"/>
-        </w:rPr>
-        <w:t>Question: Which finding in a client receiving a blood transfusion requires the nurse to STOP the transfusion immediately?</w:t>
-      </w:r>
-    </w:p>
-    <w:p>
-      <w:pPr>
-        <w:spacing w:after="0" w:before="0"/>
-      </w:pPr>
-      <w:r>
-        <w:rPr>
-          <w:b w:val="0"/>
-          <w:sz w:val="22"/>
-        </w:rPr>
-        <w:t>(a) Temperature 38.9°C with chills and low back pain</w:t>
-      </w:r>
-    </w:p>
-    <w:p>
-      <w:pPr>
-        <w:spacing w:after="0" w:before="0"/>
-      </w:pPr>
-      <w:r>
-        <w:rPr>
-          <w:b w:val="0"/>
-          <w:sz w:val="22"/>
-        </w:rPr>
-        <w:t>(b) Mild headache</w:t>
-      </w:r>
-    </w:p>
-    <w:p>
-      <w:pPr>
-        <w:spacing w:after="0" w:before="0"/>
-      </w:pPr>
-      <w:r>
-        <w:rPr>
-          <w:b w:val="0"/>
-          <w:sz w:val="22"/>
-        </w:rPr>
-        <w:t>(c) Heart rate increase of 6 beats/min</w:t>
-      </w:r>
-    </w:p>
-    <w:p>
-      <w:pPr>
-        <w:spacing w:after="0" w:before="0"/>
-      </w:pPr>
-      <w:r>
-        <w:rPr>
-          <w:b w:val="0"/>
-          <w:sz w:val="22"/>
-        </w:rPr>
-        <w:t>(d) Slight redness around the IV site</w:t>
-      </w:r>
-    </w:p>
-    <w:p>
-      <w:pPr>
-        <w:spacing w:after="0" w:before="40"/>
-      </w:pPr>
-      <w:r>
-        <w:rPr>
-          <w:b/>
-          <w:sz w:val="22"/>
-        </w:rPr>
-        <w:t>Answer: a</w:t>
-      </w:r>
-    </w:p>
-    <w:p>
-      <w:pPr>
-        <w:spacing w:after="0" w:before="0"/>
-      </w:pPr>
-      <w:r>
-        <w:rPr>
-          <w:b w:val="0"/>
-          <w:sz w:val="21"/>
-        </w:rPr>
-        <w:t>Solution: Fever, chills and low back pain are the classic triad of a hemolytic transfusion reaction; the infusion must be stopped at once and the blood returned to the blood bank.</w:t>
-      </w:r>
-    </w:p>
-    <w:p>
-      <w:pPr>
-        <w:spacing w:after="0" w:before="0"/>
-      </w:pPr>
-      <w:r>
-        <w:rPr>
-          <w:b w:val="0"/>
-          <w:sz w:val="20"/>
-        </w:rPr>
-        <w:t>Positive Marks: 1</w:t>
-      </w:r>
-    </w:p>
-    <w:p>
-      <w:pPr>
-        <w:spacing w:after="160" w:before="0"/>
-      </w:pPr>
-      <w:r>
-        <w:rPr>
-          <w:b w:val="0"/>
-          <w:sz w:val="20"/>
-        </w:rPr>
-        <w:t>Negative Marks: 0.25</w:t>
-      </w:r>
-    </w:p>
-    <w:p>
-      <w:pPr>
-        <w:spacing w:after="20" w:before="120"/>
-      </w:pPr>
-      <w:r>
-        <w:rPr>
-          <w:b/>
-          <w:sz w:val="22"/>
-        </w:rPr>
-        <w:t>Question: What is the recommended HPV vaccination schedule for adolescent girls?</w:t>
-      </w:r>
-    </w:p>
-    <w:p>
-      <w:pPr>
-        <w:spacing w:after="0" w:before="0"/>
-      </w:pPr>
-      <w:r>
-        <w:rPr>
-          <w:b w:val="0"/>
-          <w:sz w:val="22"/>
-        </w:rPr>
-        <w:t>(a) 3 doses, in 0,6,12 month interval&lt;15 years of age group</w:t>
-      </w:r>
-    </w:p>
-    <w:p>
-      <w:pPr>
-        <w:spacing w:after="0" w:before="0"/>
-      </w:pPr>
-      <w:r>
-        <w:rPr>
-          <w:b w:val="0"/>
-          <w:sz w:val="22"/>
-        </w:rPr>
-        <w:t>(b) 3 doses, in 0,2.6 month interval 15 years of age group</w:t>
-      </w:r>
-    </w:p>
-    <w:p>
-      <w:pPr>
-        <w:spacing w:after="0" w:before="0"/>
-      </w:pPr>
-      <w:r>
-        <w:rPr>
-          <w:b w:val="0"/>
-          <w:sz w:val="22"/>
-        </w:rPr>
-        <w:t>(c) 3 doses, in 0, 1, 6 month interval &lt;15 years of age group</w:t>
-      </w:r>
-    </w:p>
-    <w:p>
-      <w:pPr>
-        <w:spacing w:after="0" w:before="0"/>
-      </w:pPr>
-      <w:r>
-        <w:rPr>
-          <w:b w:val="0"/>
-          <w:sz w:val="22"/>
-        </w:rPr>
-        <w:t>(d) 2 doses, in 1,6 month interval 15 years of age group</w:t>
-      </w:r>
-    </w:p>
-    <w:p>
-      <w:pPr>
-        <w:spacing w:after="0" w:before="40"/>
-      </w:pPr>
-      <w:r>
-        <w:rPr>
-          <w:b/>
-          <w:sz w:val="22"/>
-        </w:rPr>
-        <w:t>Answer: c</w:t>
-      </w:r>
-    </w:p>
-    <w:p>
-      <w:pPr>
-        <w:spacing w:after="0" w:before="0"/>
-      </w:pPr>
-      <w:r>
-        <w:rPr>
-          <w:b w:val="0"/>
-          <w:sz w:val="21"/>
-        </w:rPr>
-        <w:t>Solution: The recommended HPV vaccination schedule for adolescent girls is three doses given in a 0, 1, 6-month interval for those under 15 years of age (option B). The HPV vaccine protects against several strains of the human papillomavirus, which is a common sexually transmitted infection and a leading cause of cervical cancer. The three-dose schedule provides optimal protection against HPV and is recommended for girls and boys starting at age 11 or 12. The interval between doses allows for the development of an adequate immune response. It is important to follow the recommended schedule to ensure maximum effectiveness of the vaccine.</w:t>
-      </w:r>
-    </w:p>
-    <w:p>
-      <w:pPr>
-        <w:spacing w:after="0" w:before="0"/>
-      </w:pPr>
-      <w:r>
-        <w:rPr>
-          <w:b w:val="0"/>
-          <w:sz w:val="20"/>
-        </w:rPr>
-        <w:t>Positive Marks: 1</w:t>
-      </w:r>
-    </w:p>
-    <w:p>
-      <w:pPr>
-        <w:spacing w:after="160" w:before="0"/>
-      </w:pPr>
-      <w:r>
-        <w:rPr>
-          <w:b w:val="0"/>
-          <w:sz w:val="20"/>
-        </w:rPr>
-        <w:t>Negative Marks: 0.25</w:t>
-      </w:r>
-    </w:p>
-    <w:p>
-      <w:pPr>
-        <w:spacing w:after="20" w:before="120"/>
-      </w:pPr>
-      <w:r>
-        <w:rPr>
-          <w:b/>
-          <w:sz w:val="22"/>
-        </w:rPr>
-        <w:t>Question: A client with a newly applied below-elbow cast reports severe pain and numbness in the fingers. Which assessment finding requires IMMEDIATE action?</w:t>
-      </w:r>
-    </w:p>
-    <w:p>
-      <w:pPr>
-        <w:spacing w:after="0" w:before="0"/>
-      </w:pPr>
-      <w:r>
-        <w:rPr>
-          <w:b w:val="0"/>
-          <w:sz w:val="22"/>
-        </w:rPr>
-        <w:t>(a) Capillary refill of 4 seconds with dusky fingers</w:t>
-      </w:r>
-    </w:p>
-    <w:p>
-      <w:pPr>
-        <w:spacing w:after="0" w:before="0"/>
-      </w:pPr>
-      <w:r>
-        <w:rPr>
-          <w:b w:val="0"/>
-          <w:sz w:val="22"/>
-        </w:rPr>
-        <w:t>(b) Slight swelling of the fingers</w:t>
-      </w:r>
-    </w:p>
-    <w:p>
-      <w:pPr>
-        <w:spacing w:after="0" w:before="0"/>
-      </w:pPr>
-      <w:r>
-        <w:rPr>
-          <w:b w:val="0"/>
-          <w:sz w:val="22"/>
-        </w:rPr>
-        <w:t>(c) Mild itching under the cast</w:t>
-      </w:r>
-    </w:p>
-    <w:p>
-      <w:pPr>
-        <w:spacing w:after="0" w:before="0"/>
-      </w:pPr>
-      <w:r>
-        <w:rPr>
-          <w:b w:val="0"/>
-          <w:sz w:val="22"/>
-        </w:rPr>
-        <w:t>(d) The cast is still damp</w:t>
-      </w:r>
-    </w:p>
-    <w:p>
-      <w:pPr>
-        <w:spacing w:after="0" w:before="40"/>
-      </w:pPr>
-      <w:r>
-        <w:rPr>
-          <w:b/>
-          <w:sz w:val="22"/>
-        </w:rPr>
-        <w:t>Answer: a</w:t>
-      </w:r>
-    </w:p>
-    <w:p>
-      <w:pPr>
-        <w:spacing w:after="0" w:before="0"/>
-      </w:pPr>
-      <w:r>
-        <w:rPr>
-          <w:b w:val="0"/>
-          <w:sz w:val="21"/>
-        </w:rPr>
-        <w:t>Solution: Prolonged capillary refill with duskiness indicates circulatory compromise/compartment syndrome; the cast must be loosened and the provider notified immediately.</w:t>
-      </w:r>
-    </w:p>
-    <w:p>
-      <w:pPr>
-        <w:spacing w:after="0" w:before="0"/>
-      </w:pPr>
-      <w:r>
-        <w:rPr>
-          <w:b w:val="0"/>
-          <w:sz w:val="20"/>
-        </w:rPr>
-        <w:t>Positive Marks: 1</w:t>
-      </w:r>
-    </w:p>
-    <w:p>
-      <w:pPr>
-        <w:spacing w:after="160" w:before="0"/>
-      </w:pPr>
-      <w:r>
-        <w:rPr>
-          <w:b w:val="0"/>
-          <w:sz w:val="20"/>
-        </w:rPr>
-        <w:t>Negative Marks: 0.25</w:t>
-      </w:r>
-    </w:p>
-    <w:p>
-      <w:pPr>
-        <w:spacing w:after="20" w:before="120"/>
-      </w:pPr>
-      <w:r>
-        <w:rPr>
-          <w:b/>
-          <w:sz w:val="22"/>
-        </w:rPr>
-        <w:t>Question: If fat emulsification/cracking is observed in a TPN (Total Parenteral Nutrition) lipid bag, the nurse's immediate action is</w:t>
-      </w:r>
-    </w:p>
-    <w:p>
-      <w:pPr>
-        <w:spacing w:after="0" w:before="0"/>
-      </w:pPr>
-      <w:r>
-        <w:rPr>
-          <w:b w:val="0"/>
-          <w:sz w:val="22"/>
-        </w:rPr>
-        <w:t>(a) Stop infusion and replace with a fresh TPN bag</w:t>
-      </w:r>
-    </w:p>
-    <w:p>
-      <w:pPr>
-        <w:spacing w:after="0" w:before="0"/>
-      </w:pPr>
-      <w:r>
-        <w:rPr>
-          <w:b w:val="0"/>
-          <w:sz w:val="22"/>
-        </w:rPr>
-        <w:t>(b) Increase infusion rate</w:t>
-      </w:r>
-    </w:p>
-    <w:p>
-      <w:pPr>
-        <w:spacing w:after="0" w:before="0"/>
-      </w:pPr>
-      <w:r>
-        <w:rPr>
-          <w:b w:val="0"/>
-          <w:sz w:val="22"/>
-        </w:rPr>
-        <w:t>(c) Continue infusion normally</w:t>
-      </w:r>
-    </w:p>
-    <w:p>
-      <w:pPr>
-        <w:spacing w:after="0" w:before="0"/>
-      </w:pPr>
-      <w:r>
-        <w:rPr>
-          <w:b w:val="0"/>
-          <w:sz w:val="22"/>
-        </w:rPr>
-        <w:t>(d) Vigorously shake/rub the bag</w:t>
-      </w:r>
-    </w:p>
-    <w:p>
-      <w:pPr>
-        <w:spacing w:after="0" w:before="40"/>
-      </w:pPr>
-      <w:r>
-        <w:rPr>
-          <w:b/>
-          <w:sz w:val="22"/>
-        </w:rPr>
-        <w:t>Answer: a</w:t>
-      </w:r>
-    </w:p>
-    <w:p>
-      <w:pPr>
-        <w:spacing w:after="0" w:before="0"/>
-      </w:pPr>
-      <w:r>
-        <w:rPr>
-          <w:b w:val="0"/>
-          <w:sz w:val="21"/>
-        </w:rPr>
-        <w:t>Solution: Fat emulsion separation (cracking/oiling) forms large fat globules that can cause fat embolism if infused. The bag must be discarded immediately.</w:t>
-      </w:r>
-    </w:p>
-    <w:p>
-      <w:pPr>
-        <w:spacing w:after="0" w:before="0"/>
-      </w:pPr>
-      <w:r>
-        <w:rPr>
-          <w:b w:val="0"/>
-          <w:sz w:val="20"/>
-        </w:rPr>
-        <w:t>Positive Marks: 1</w:t>
-      </w:r>
-    </w:p>
-    <w:p>
-      <w:pPr>
-        <w:spacing w:after="160" w:before="0"/>
-      </w:pPr>
-      <w:r>
-        <w:rPr>
-          <w:b w:val="0"/>
-          <w:sz w:val="20"/>
-        </w:rPr>
-        <w:t>Negative Marks: 0.25</w:t>
-      </w:r>
-    </w:p>
-    <w:p>
-      <w:pPr>
-        <w:spacing w:after="20" w:before="120"/>
-      </w:pPr>
-      <w:r>
-        <w:rPr>
-          <w:b/>
-          <w:sz w:val="22"/>
-        </w:rPr>
-        <w:t>Question: The most appropriate nursing intervention for a patient with epistaxis is:</w:t>
-      </w:r>
-    </w:p>
-    <w:p>
-      <w:pPr>
-        <w:spacing w:after="0" w:before="0"/>
-      </w:pPr>
-      <w:r>
-        <w:rPr>
-          <w:b w:val="0"/>
-          <w:sz w:val="22"/>
-        </w:rPr>
-        <w:t>(a) Pinch the nostrils and lean forward</w:t>
-      </w:r>
-    </w:p>
-    <w:p>
-      <w:pPr>
-        <w:spacing w:after="0" w:before="0"/>
-      </w:pPr>
-      <w:r>
-        <w:rPr>
-          <w:b w:val="0"/>
-          <w:sz w:val="22"/>
-        </w:rPr>
-        <w:t>(b) Apply cold pack to the feet</w:t>
-      </w:r>
-    </w:p>
-    <w:p>
-      <w:pPr>
-        <w:spacing w:after="0" w:before="0"/>
-      </w:pPr>
-      <w:r>
-        <w:rPr>
-          <w:b w:val="0"/>
-          <w:sz w:val="22"/>
-        </w:rPr>
-        <w:t>(c) Insert a cotton plug in the ear</w:t>
-      </w:r>
-    </w:p>
-    <w:p>
-      <w:pPr>
-        <w:spacing w:after="0" w:before="0"/>
-      </w:pPr>
-      <w:r>
-        <w:rPr>
-          <w:b w:val="0"/>
-          <w:sz w:val="22"/>
-        </w:rPr>
-        <w:t>(d) Tilt the head backwards</w:t>
-      </w:r>
-    </w:p>
-    <w:p>
-      <w:pPr>
-        <w:spacing w:after="0" w:before="40"/>
-      </w:pPr>
-      <w:r>
-        <w:rPr>
-          <w:b/>
-          <w:sz w:val="22"/>
-        </w:rPr>
-        <w:t>Answer: a</w:t>
-      </w:r>
-    </w:p>
-    <w:p>
-      <w:pPr>
-        <w:spacing w:after="0" w:before="0"/>
-      </w:pPr>
-      <w:r>
-        <w:rPr>
-          <w:b w:val="0"/>
-          <w:sz w:val="21"/>
-        </w:rPr>
-        <w:t>Solution: For epistaxis, pinch the soft part of the nostrils, lean forward and breathe through the mouth; do not tilt the head back.</w:t>
-      </w:r>
-    </w:p>
-    <w:p>
-      <w:pPr>
-        <w:spacing w:after="0" w:before="0"/>
-      </w:pPr>
-      <w:r>
-        <w:rPr>
-          <w:b w:val="0"/>
-          <w:sz w:val="20"/>
-        </w:rPr>
-        <w:t>Positive Marks: 1</w:t>
-      </w:r>
-    </w:p>
-    <w:p>
-      <w:pPr>
-        <w:spacing w:after="160" w:before="0"/>
-      </w:pPr>
-      <w:r>
-        <w:rPr>
-          <w:b w:val="0"/>
-          <w:sz w:val="20"/>
-        </w:rPr>
-        <w:t>Negative Marks: 0.25</w:t>
-      </w:r>
-    </w:p>
-    <w:p>
-      <w:pPr>
-        <w:spacing w:after="20" w:before="120"/>
-      </w:pPr>
-      <w:r>
-        <w:rPr>
-          <w:b/>
-          <w:sz w:val="22"/>
-        </w:rPr>
-        <w:t>Question: What is the most common bacterial cause of urinary tract infection (UTI) in children?</w:t>
-      </w:r>
-    </w:p>
-    <w:p>
-      <w:pPr>
-        <w:spacing w:after="0" w:before="0"/>
-      </w:pPr>
-      <w:r>
-        <w:rPr>
-          <w:b w:val="0"/>
-          <w:sz w:val="22"/>
-        </w:rPr>
-        <w:t>(a) E. coli</w:t>
-      </w:r>
-    </w:p>
-    <w:p>
-      <w:pPr>
-        <w:spacing w:after="0" w:before="0"/>
-      </w:pPr>
-      <w:r>
-        <w:rPr>
-          <w:b w:val="0"/>
-          <w:sz w:val="22"/>
-        </w:rPr>
-        <w:t>(b) EBV</w:t>
-      </w:r>
-    </w:p>
-    <w:p>
-      <w:pPr>
-        <w:spacing w:after="0" w:before="0"/>
-      </w:pPr>
-      <w:r>
-        <w:rPr>
-          <w:b w:val="0"/>
-          <w:sz w:val="22"/>
-        </w:rPr>
-        <w:t>(c) Staphylococcus</w:t>
-      </w:r>
-    </w:p>
-    <w:p>
-      <w:pPr>
-        <w:spacing w:after="0" w:before="0"/>
-      </w:pPr>
-      <w:r>
-        <w:rPr>
-          <w:b w:val="0"/>
-          <w:sz w:val="22"/>
-        </w:rPr>
-        <w:t>(d) Streptococcus</w:t>
-      </w:r>
-    </w:p>
-    <w:p>
-      <w:pPr>
-        <w:spacing w:after="0" w:before="40"/>
-      </w:pPr>
-      <w:r>
-        <w:rPr>
-          <w:b/>
-          <w:sz w:val="22"/>
-        </w:rPr>
-        <w:t>Answer: a</w:t>
-      </w:r>
-    </w:p>
-    <w:p>
-      <w:pPr>
-        <w:spacing w:after="0" w:before="0"/>
-      </w:pPr>
-      <w:r>
-        <w:rPr>
-          <w:b w:val="0"/>
-          <w:sz w:val="21"/>
-        </w:rPr>
-        <w:t>Solution: The most common bacterial cause of urinary tract infection (UTI) in children is Escherichia coli (E. coli) (option D). E. coli is a type of bacteria that normally resides in the gastrointestinal tract. However, it can ascend into the urinary tract, especially in girls, leading to infection. The proximity of the urethra to the anus in children makes it easier for bacteria to enter the urinary system. Other bacterial pathogens such as Klebsiella, Proteus, and Enterococcus can also cause UTIs in children, but E. coli is the most prevalent. Prompt diagnosis and appropriate treatment are essential to prevent complications and recurrent infections in children with UTIs.</w:t>
-      </w:r>
-    </w:p>
-    <w:p>
-      <w:pPr>
-        <w:spacing w:after="0" w:before="0"/>
-      </w:pPr>
-      <w:r>
-        <w:rPr>
-          <w:b w:val="0"/>
-          <w:sz w:val="20"/>
-        </w:rPr>
-        <w:t>Positive Marks: 1</w:t>
-      </w:r>
-    </w:p>
-    <w:p>
-      <w:pPr>
-        <w:spacing w:after="160" w:before="0"/>
-      </w:pPr>
-      <w:r>
-        <w:rPr>
-          <w:b w:val="0"/>
-          <w:sz w:val="20"/>
-        </w:rPr>
-        <w:t>Negative Marks: 0.25</w:t>
+      <w:r>
+        <w:t xml:space="preserve">Question: The resting heart rate of a well-conditioned athlete may be</w:t>
+      </w:r>
+    </w:p>
+    <w:p>
+      <w:r>
+        <w:t xml:space="preserve">(a) Below 60 beats per minute, which is normal</w:t>
+      </w:r>
+    </w:p>
+    <w:p>
+      <w:r>
+        <w:t xml:space="preserve">(b) Above 100 beats per minute always</w:t>
+      </w:r>
+    </w:p>
+    <w:p>
+      <w:r>
+        <w:t xml:space="preserve">(c) 120-140 beats per minute</w:t>
+      </w:r>
+    </w:p>
+    <w:p>
+      <w:r>
+        <w:t xml:space="preserve">(d) 150-180 beats per minute</w:t>
+      </w:r>
+    </w:p>
+    <w:p>
+      <w:r>
+        <w:t xml:space="preserve">Answer: a</w:t>
+      </w:r>
+    </w:p>
+    <w:p>
+      <w:r>
+        <w:t xml:space="preserve">Solution: ✅ Correct Answer: a</w:t>
+      </w:r>
+    </w:p>
+    <w:p>
+      <w:r>
+        <w:t xml:space="preserve">🧠 Clinical Rationale: Athletes often have sinus bradycardia (below 60 bpm) due to greater cardiac efficiency — a larger stroke volume means fewer beats are needed; it is a normal, healthy finding.</w:t>
+      </w:r>
+    </w:p>
+    <w:p>
+      <w:r>
+        <w:t xml:space="preserve">❌ Why Not Other Options?</w:t>
+      </w:r>
+    </w:p>
+    <w:p>
+      <w:r>
+        <w:t xml:space="preserve">(b) — A resting rate above 100 is tachycardia, not athlete-normal.</w:t>
+      </w:r>
+    </w:p>
+    <w:p>
+      <w:r>
+        <w:t xml:space="preserve">(c) — 120-140 bpm at rest is abnormal.</w:t>
+      </w:r>
+    </w:p>
+    <w:p>
+      <w:r>
+        <w:t xml:space="preserve">(d) — 150-180 bpm at rest is dangerous.</w:t>
+      </w:r>
+    </w:p>
+    <w:p>
+      <w:r>
+        <w:t xml:space="preserve">⚠️ Exam Trap: "Athlete bradycardia = normal physiological adaptation; below 60 in athletes is NOT bradycardia requiring treatment."</w:t>
+      </w:r>
+    </w:p>
+    <w:p>
+      <w:r>
+        <w:t xml:space="preserve">💎 PNC Pearl: "A fit heart pumps more per beat — so it needs fewer beats."</w:t>
+      </w:r>
+    </w:p>
+    <w:p>
+      <w:r>
+        <w:t xml:space="preserve">Positive Marks: 1</w:t>
+      </w:r>
+    </w:p>
+    <w:p>
+      <w:r>
+        <w:t xml:space="preserve">Negative Marks: 0.25</w:t>
+      </w:r>
+    </w:p>
+    <w:p>
+      <w:r>
+        <w:t xml:space="preserve"/>
+      </w:r>
+    </w:p>
+    <w:p>
+      <w:r>
+        <w:t xml:space="preserve">Question: An intake-output chart is essential for a patient with</w:t>
+      </w:r>
+    </w:p>
+    <w:p>
+      <w:r>
+        <w:t xml:space="preserve">(a) Fluid and electrolyte imbalance</w:t>
+      </w:r>
+    </w:p>
+    <w:p>
+      <w:r>
+        <w:t xml:space="preserve">(b) A simple fracture</w:t>
+      </w:r>
+    </w:p>
+    <w:p>
+      <w:r>
+        <w:t xml:space="preserve">(c) An eye infection</w:t>
+      </w:r>
+    </w:p>
+    <w:p>
+      <w:r>
+        <w:t xml:space="preserve">(d) A dental cavity</w:t>
+      </w:r>
+    </w:p>
+    <w:p>
+      <w:r>
+        <w:t xml:space="preserve">Answer: a</w:t>
+      </w:r>
+    </w:p>
+    <w:p>
+      <w:r>
+        <w:t xml:space="preserve">Solution: ✅ Correct Answer: a</w:t>
+      </w:r>
+    </w:p>
+    <w:p>
+      <w:r>
+        <w:t xml:space="preserve">🧠 Clinical Rationale: Measuring intake and output is critical in renal, cardiac, and dehydration states to guide fluid therapy and detect imbalance early.</w:t>
+      </w:r>
+    </w:p>
+    <w:p>
+      <w:r>
+        <w:t xml:space="preserve">❌ Why Not Other Options?</w:t>
+      </w:r>
+    </w:p>
+    <w:p>
+      <w:r>
+        <w:t xml:space="preserve">(b) — A simple fracture does not require I/O charting.</w:t>
+      </w:r>
+    </w:p>
+    <w:p>
+      <w:r>
+        <w:t xml:space="preserve">(c) — An eye infection does not.</w:t>
+      </w:r>
+    </w:p>
+    <w:p>
+      <w:r>
+        <w:t xml:space="preserve">(d) — A dental cavity does not.</w:t>
+      </w:r>
+    </w:p>
+    <w:p>
+      <w:r>
+        <w:t xml:space="preserve">⚠️ Exam Trap: "I/O charting = renal, cardiac, burns, dehydration, post-op, and IV therapy" — the fluid-sensitive conditions are the exam list.</w:t>
+      </w:r>
+    </w:p>
+    <w:p>
+      <w:r>
+        <w:t xml:space="preserve">💎 PNC Pearl: "When fluids are the medicine, the I/O chart is the prescription."</w:t>
+      </w:r>
+    </w:p>
+    <w:p>
+      <w:r>
+        <w:t xml:space="preserve">Positive Marks: 1</w:t>
+      </w:r>
+    </w:p>
+    <w:p>
+      <w:r>
+        <w:t xml:space="preserve">Negative Marks: 0.25</w:t>
+      </w:r>
+    </w:p>
+    <w:p>
+      <w:r>
+        <w:t xml:space="preserve"/>
+      </w:r>
+    </w:p>
+    <w:p>
+      <w:r>
+        <w:t xml:space="preserve">Question: The Cushing's triad of raised intracranial pressure includes</w:t>
+      </w:r>
+    </w:p>
+    <w:p>
+      <w:r>
+        <w:t xml:space="preserve">(a) Hypertension, bradycardia and irregular respirations</w:t>
+      </w:r>
+    </w:p>
+    <w:p>
+      <w:r>
+        <w:t xml:space="preserve">(b) Hypotension, tachycardia and shallow breathing</w:t>
+      </w:r>
+    </w:p>
+    <w:p>
+      <w:r>
+        <w:t xml:space="preserve">(c) Fever, tachypnea and hypotension</w:t>
+      </w:r>
+    </w:p>
+    <w:p>
+      <w:r>
+        <w:t xml:space="preserve">(d) Hypothermia, bradycardia and apnea</w:t>
+      </w:r>
+    </w:p>
+    <w:p>
+      <w:r>
+        <w:t xml:space="preserve">Answer: a</w:t>
+      </w:r>
+    </w:p>
+    <w:p>
+      <w:r>
+        <w:t xml:space="preserve">Solution: ✅ Correct Answer: a</w:t>
+      </w:r>
+    </w:p>
+    <w:p>
+      <w:r>
+        <w:t xml:space="preserve">🧠 Clinical Rationale: Cushing's triad — hypertension (with widening pulse pressure), BRADYCARDIA, and IRREGULAR respirations — signals brain stem compression and is a LATE sign of raised ICP.</w:t>
+      </w:r>
+    </w:p>
+    <w:p>
+      <w:r>
+        <w:t xml:space="preserve">❌ Why Not Other Options?</w:t>
+      </w:r>
+    </w:p>
+    <w:p>
+      <w:r>
+        <w:t xml:space="preserve">(b) — Hypotension with tachycardia is the opposite picture (shock).</w:t>
+      </w:r>
+    </w:p>
+    <w:p>
+      <w:r>
+        <w:t xml:space="preserve">(c) — Fever with tachypnea suggests infection.</w:t>
+      </w:r>
+    </w:p>
+    <w:p>
+      <w:r>
+        <w:t xml:space="preserve">(d) — Hypothermia with apnea is a terminal picture, not Cushing's.</w:t>
+      </w:r>
+    </w:p>
+    <w:p>
+      <w:r>
+        <w:t xml:space="preserve">⚠️ Exam Trap: "Cushing's triad = high BP + slow pulse + irregular breathing — LATE sign; the EARLIEST sign of raised ICP is a change in consciousness."</w:t>
+      </w:r>
+    </w:p>
+    <w:p>
+      <w:r>
+        <w:t xml:space="preserve">💎 PNC Pearl: "Pressure in the head: BP up, pulse down, breathing uneven — the brain stem is in trouble."</w:t>
+      </w:r>
+    </w:p>
+    <w:p>
+      <w:r>
+        <w:t xml:space="preserve">Positive Marks: 1</w:t>
+      </w:r>
+    </w:p>
+    <w:p>
+      <w:r>
+        <w:t xml:space="preserve">Negative Marks: 0.25</w:t>
+      </w:r>
+    </w:p>
+    <w:p>
+      <w:r>
+        <w:t xml:space="preserve"/>
+      </w:r>
+    </w:p>
+    <w:p>
+      <w:r>
+        <w:t xml:space="preserve">Question: The urge to bear down in the second stage of labor is triggered by the</w:t>
+      </w:r>
+    </w:p>
+    <w:p>
+      <w:r>
+        <w:t xml:space="preserve">(a) Ferguson's reflex</w:t>
+      </w:r>
+    </w:p>
+    <w:p>
+      <w:r>
+        <w:t xml:space="preserve">(b) Hegar's sign</w:t>
+      </w:r>
+    </w:p>
+    <w:p>
+      <w:r>
+        <w:t xml:space="preserve">(c) Chadwick's sign</w:t>
+      </w:r>
+    </w:p>
+    <w:p>
+      <w:r>
+        <w:t xml:space="preserve">(d) Ballottement</w:t>
+      </w:r>
+    </w:p>
+    <w:p>
+      <w:r>
+        <w:t xml:space="preserve">Answer: a</w:t>
+      </w:r>
+    </w:p>
+    <w:p>
+      <w:r>
+        <w:t xml:space="preserve">Solution: ✅ Correct Answer: a</w:t>
+      </w:r>
+    </w:p>
+    <w:p>
+      <w:r>
+        <w:t xml:space="preserve">🧠 Clinical Rationale: Ferguson's reflex is the involuntary urge to push, triggered as the presenting part presses on the pelvic floor during the second stage.</w:t>
+      </w:r>
+    </w:p>
+    <w:p>
+      <w:r>
+        <w:t xml:space="preserve">❌ Why Not Other Options?</w:t>
+      </w:r>
+    </w:p>
+    <w:p>
+      <w:r>
+        <w:t xml:space="preserve">(b) — Hegar's sign is softening of the lower uterine segment (pregnancy sign).</w:t>
+      </w:r>
+    </w:p>
+    <w:p>
+      <w:r>
+        <w:t xml:space="preserve">(c) — Chadwick's sign is a bluish cervix in pregnancy.</w:t>
+      </w:r>
+    </w:p>
+    <w:p>
+      <w:r>
+        <w:t xml:space="preserve">(d) — Ballottement is the fetal rebound sign at 16-20 weeks.</w:t>
+      </w:r>
+    </w:p>
+    <w:p>
+      <w:r>
+        <w:t xml:space="preserve">⚠️ Exam Trap: OB sign matching — "Ferguson = pushing urge; Hegar = soft isthmus; Chadwick = blue cervix; Goodell = soft cervix."</w:t>
+      </w:r>
+    </w:p>
+    <w:p>
+      <w:r>
+        <w:t xml:space="preserve">💎 PNC Pearl: "Ferguson's reflex makes the body push — the pelvic floor sends the signal."</w:t>
+      </w:r>
+    </w:p>
+    <w:p>
+      <w:r>
+        <w:t xml:space="preserve">Positive Marks: 1</w:t>
+      </w:r>
+    </w:p>
+    <w:p>
+      <w:r>
+        <w:t xml:space="preserve">Negative Marks: 0.25</w:t>
+      </w:r>
+    </w:p>
+    <w:p>
+      <w:r>
+        <w:t xml:space="preserve"/>
+      </w:r>
+    </w:p>
+    <w:p>
+      <w:r>
+        <w:t xml:space="preserve">Question: A child with severe acute malnutrition who is stabilized is initially fed which special formula?</w:t>
+      </w:r>
+    </w:p>
+    <w:p>
+      <w:r>
+        <w:t xml:space="preserve">(a) F-75 starter formula</w:t>
+      </w:r>
+    </w:p>
+    <w:p>
+      <w:r>
+        <w:t xml:space="preserve">(b) Regular family food</w:t>
+      </w:r>
+    </w:p>
+    <w:p>
+      <w:r>
+        <w:t xml:space="preserve">(c) Only plain water</w:t>
+      </w:r>
+    </w:p>
+    <w:p>
+      <w:r>
+        <w:t xml:space="preserve">(d) Cow's milk as the sole feed</w:t>
+      </w:r>
+    </w:p>
+    <w:p>
+      <w:r>
+        <w:t xml:space="preserve">Answer: a</w:t>
+      </w:r>
+    </w:p>
+    <w:p>
+      <w:r>
+        <w:t xml:space="preserve">Solution: ✅ Correct Answer: a</w:t>
+      </w:r>
+    </w:p>
+    <w:p>
+      <w:r>
+        <w:t xml:space="preserve">🧠 Clinical Rationale: F-75 is the low-energy, low-protein STARTER formula given during stabilization of severe malnutrition — followed by F-100 in the rehabilitation phase.</w:t>
+      </w:r>
+    </w:p>
+    <w:p>
+      <w:r>
+        <w:t xml:space="preserve">❌ Why Not Other Options?</w:t>
+      </w:r>
+    </w:p>
+    <w:p>
+      <w:r>
+        <w:t xml:space="preserve">(b) — Regular family food is reintroduced only after stabilization.</w:t>
+      </w:r>
+    </w:p>
+    <w:p>
+      <w:r>
+        <w:t xml:space="preserve">(c) — Water alone provides no nutrition.</w:t>
+      </w:r>
+    </w:p>
+    <w:p>
+      <w:r>
+        <w:t xml:space="preserve">(d) — Cow's milk alone is not the WHO protocol feed.</w:t>
+      </w:r>
+    </w:p>
+    <w:p>
+      <w:r>
+        <w:t xml:space="preserve">⚠️ Exam Trap: "SAM phases — F-75 (stabilization, low energy) then F-100 (rehabilitation, higher energy); WHO 10-step protocol starts with hypoglycemia/hypothermia management."</w:t>
+      </w:r>
+    </w:p>
+    <w:p>
+      <w:r>
+        <w:t xml:space="preserve">💎 PNC Pearl: "F-75 stabilizes gently, F-100 rebuilds fast — the two-step formula ladder."</w:t>
+      </w:r>
+    </w:p>
+    <w:p>
+      <w:r>
+        <w:t xml:space="preserve">Positive Marks: 1</w:t>
+      </w:r>
+    </w:p>
+    <w:p>
+      <w:r>
+        <w:t xml:space="preserve">Negative Marks: 0.25</w:t>
+      </w:r>
+    </w:p>
+    <w:p>
+      <w:r>
+        <w:t xml:space="preserve"/>
+      </w:r>
+    </w:p>
+    <w:p>
+      <w:r>
+        <w:t xml:space="preserve">Question: A patient taking clozapine for schizophrenia must have regular monitoring of</w:t>
+      </w:r>
+    </w:p>
+    <w:p>
+      <w:r>
+        <w:t xml:space="preserve">(a) White blood cell count</w:t>
+      </w:r>
+    </w:p>
+    <w:p>
+      <w:r>
+        <w:t xml:space="preserve">(b) Hair growth</w:t>
+      </w:r>
+    </w:p>
+    <w:p>
+      <w:r>
+        <w:t xml:space="preserve">(c) Nail growth</w:t>
+      </w:r>
+    </w:p>
+    <w:p>
+      <w:r>
+        <w:t xml:space="preserve">(d) Blood group</w:t>
+      </w:r>
+    </w:p>
+    <w:p>
+      <w:r>
+        <w:t xml:space="preserve">Answer: a</w:t>
+      </w:r>
+    </w:p>
+    <w:p>
+      <w:r>
+        <w:t xml:space="preserve">Solution: ✅ Correct Answer: a</w:t>
+      </w:r>
+    </w:p>
+    <w:p>
+      <w:r>
+        <w:t xml:space="preserve">🧠 Clinical Rationale: Clozapine can cause AGRANULOCYTOSIS (dangerously low WBC) — counts are monitored weekly initially (then fortnightly/monthly) to detect it early.</w:t>
+      </w:r>
+    </w:p>
+    <w:p>
+      <w:r>
+        <w:t xml:space="preserve">❌ Why Not Other Options?</w:t>
+      </w:r>
+    </w:p>
+    <w:p>
+      <w:r>
+        <w:t xml:space="preserve">(b) — Hair growth is unrelated.</w:t>
+      </w:r>
+    </w:p>
+    <w:p>
+      <w:r>
+        <w:t xml:space="preserve">(c) — Nail growth is unrelated.</w:t>
+      </w:r>
+    </w:p>
+    <w:p>
+      <w:r>
+        <w:t xml:space="preserve">(d) — Blood group never changes.</w:t>
+      </w:r>
+    </w:p>
+    <w:p>
+      <w:r>
+        <w:t xml:space="preserve">⚠️ Exam Trap: "Clozapine = weekly WBC for 18 weeks, then 2-weekly; agranulocytosis risk is why it is reserved for refractory schizophrenia."</w:t>
+      </w:r>
+    </w:p>
+    <w:p>
+      <w:r>
+        <w:t xml:space="preserve">💎 PNC Pearl: "Clozapine can empty the white-cell tank — the weekly blood test is its safety leash."</w:t>
+      </w:r>
+    </w:p>
+    <w:p>
+      <w:r>
+        <w:t xml:space="preserve">Positive Marks: 1</w:t>
+      </w:r>
+    </w:p>
+    <w:p>
+      <w:r>
+        <w:t xml:space="preserve">Negative Marks: 0.25</w:t>
+      </w:r>
+    </w:p>
+    <w:p>
+      <w:r>
+        <w:t xml:space="preserve"/>
+      </w:r>
+    </w:p>
+    <w:p>
+      <w:r>
+        <w:t xml:space="preserve">Question: The National Programme for Prevention and Control of Blindness focuses mainly on</w:t>
+      </w:r>
+    </w:p>
+    <w:p>
+      <w:r>
+        <w:t xml:space="preserve">(a) Cataract surgery and comprehensive eye care</w:t>
+      </w:r>
+    </w:p>
+    <w:p>
+      <w:r>
+        <w:t xml:space="preserve">(b) Cosmetic eye surgery</w:t>
+      </w:r>
+    </w:p>
+    <w:p>
+      <w:r>
+        <w:t xml:space="preserve">(c) Contact lens fitting</w:t>
+      </w:r>
+    </w:p>
+    <w:p>
+      <w:r>
+        <w:t xml:space="preserve">(d) Sunglasses distribution</w:t>
+      </w:r>
+    </w:p>
+    <w:p>
+      <w:r>
+        <w:t xml:space="preserve">Answer: a</w:t>
+      </w:r>
+    </w:p>
+    <w:p>
+      <w:r>
+        <w:t xml:space="preserve">Solution: ✅ Correct Answer: a</w:t>
+      </w:r>
+    </w:p>
+    <w:p>
+      <w:r>
+        <w:t xml:space="preserve">🧠 Clinical Rationale: The programme reduces AVOIDABLE blindness through cataract surgery, school eye screening, and referral services.</w:t>
+      </w:r>
+    </w:p>
+    <w:p>
+      <w:r>
+        <w:t xml:space="preserve">❌ Why Not Other Options?</w:t>
+      </w:r>
+    </w:p>
+    <w:p>
+      <w:r>
+        <w:t xml:space="preserve">(b) — Cosmetic surgery is not a public health programme.</w:t>
+      </w:r>
+    </w:p>
+    <w:p>
+      <w:r>
+        <w:t xml:space="preserve">(c) — Contact lens fitting is private optometry.</w:t>
+      </w:r>
+    </w:p>
+    <w:p>
+      <w:r>
+        <w:t xml:space="preserve">(d) — Sunglasses are not the programme's focus.</w:t>
+      </w:r>
+    </w:p>
+    <w:p>
+      <w:r>
+        <w:t xml:space="preserve">⚠️ Exam Trap: "Cataract is the leading cause of curable blindness in India — the NPCB's flagship service is cataract surgery."</w:t>
+      </w:r>
+    </w:p>
+    <w:p>
+      <w:r>
+        <w:t xml:space="preserve">💎 PNC Pearl: "Most Indian blindness wears a cataract veil — surgery lifts it."</w:t>
+      </w:r>
+    </w:p>
+    <w:p>
+      <w:r>
+        <w:t xml:space="preserve">Positive Marks: 1</w:t>
+      </w:r>
+    </w:p>
+    <w:p>
+      <w:r>
+        <w:t xml:space="preserve">Negative Marks: 0.25</w:t>
+      </w:r>
+    </w:p>
+    <w:p>
+      <w:r>
+        <w:t xml:space="preserve"/>
+      </w:r>
+    </w:p>
+    <w:p>
+      <w:r>
+        <w:t xml:space="preserve">Question: A patient receiving intravenous aminophylline should be monitored for</w:t>
+      </w:r>
+    </w:p>
+    <w:p>
+      <w:r>
+        <w:t xml:space="preserve">(a) Tachycardia, nausea and insomnia</w:t>
+      </w:r>
+    </w:p>
+    <w:p>
+      <w:r>
+        <w:t xml:space="preserve">(b) Bradycardia and hypothermia</w:t>
+      </w:r>
+    </w:p>
+    <w:p>
+      <w:r>
+        <w:t xml:space="preserve">(c) Constipation</w:t>
+      </w:r>
+    </w:p>
+    <w:p>
+      <w:r>
+        <w:t xml:space="preserve">(d) Hypoglycemia</w:t>
+      </w:r>
+    </w:p>
+    <w:p>
+      <w:r>
+        <w:t xml:space="preserve">Answer: a</w:t>
+      </w:r>
+    </w:p>
+    <w:p>
+      <w:r>
+        <w:t xml:space="preserve">Solution: ✅ Correct Answer: a</w:t>
+      </w:r>
+    </w:p>
+    <w:p>
+      <w:r>
+        <w:t xml:space="preserve">🧠 Clinical Rationale: Aminophylline (theophylline) stimulates the CNS and heart — causing tachycardia, nausea, tremors, and insomnia, especially at toxic levels.</w:t>
+      </w:r>
+    </w:p>
+    <w:p>
+      <w:r>
+        <w:t xml:space="preserve">❌ Why Not Other Options?</w:t>
+      </w:r>
+    </w:p>
+    <w:p>
+      <w:r>
+        <w:t xml:space="preserve">(b) — Bradycardia and hypothermia are not theophylline effects.</w:t>
+      </w:r>
+    </w:p>
+    <w:p>
+      <w:r>
+        <w:t xml:space="preserve">(c) — Constipation is not typical.</w:t>
+      </w:r>
+    </w:p>
+    <w:p>
+      <w:r>
+        <w:t xml:space="preserve">(d) — Hypoglycemia is unrelated.</w:t>
+      </w:r>
+    </w:p>
+    <w:p>
+      <w:r>
+        <w:t xml:space="preserve">⚠️ Exam Trap: "Aminophylline toxicity = tachycardia, nausea, tremors, seizures; monitor theophylline levels and avoid in cardiac disease."</w:t>
+      </w:r>
+    </w:p>
+    <w:p>
+      <w:r>
+        <w:t xml:space="preserve">💎 PNC Pearl: "Aminophylline revs the engine — a racing pulse and nausea say the level is high."</w:t>
+      </w:r>
+    </w:p>
+    <w:p>
+      <w:r>
+        <w:t xml:space="preserve">Positive Marks: 1</w:t>
+      </w:r>
+    </w:p>
+    <w:p>
+      <w:r>
+        <w:t xml:space="preserve">Negative Marks: 0.25</w:t>
+      </w:r>
+    </w:p>
+    <w:p>
+      <w:r>
+        <w:t xml:space="preserve"/>
+      </w:r>
+    </w:p>
+    <w:p>
+      <w:r>
+        <w:t xml:space="preserve">Question: A patient on the cardiac monitor develops a pulseless rhythm. The nurse should FIRST</w:t>
+      </w:r>
+    </w:p>
+    <w:p>
+      <w:r>
+        <w:t xml:space="preserve">(a) Start CPR and prepare for defibrillation</w:t>
+      </w:r>
+    </w:p>
+    <w:p>
+      <w:r>
+        <w:t xml:space="preserve">(b) Wait for the physician</w:t>
+      </w:r>
+    </w:p>
+    <w:p>
+      <w:r>
+        <w:t xml:space="preserve">(c) Give oral fluids</w:t>
+      </w:r>
+    </w:p>
+    <w:p>
+      <w:r>
+        <w:t xml:space="preserve">(d) Ambulate the patient</w:t>
+      </w:r>
+    </w:p>
+    <w:p>
+      <w:r>
+        <w:t xml:space="preserve">Answer: a</w:t>
+      </w:r>
+    </w:p>
+    <w:p>
+      <w:r>
+        <w:t xml:space="preserve">Solution: ✅ Correct Answer: a</w:t>
+      </w:r>
+    </w:p>
+    <w:p>
+      <w:r>
+        <w:t xml:space="preserve">🧠 Clinical Rationale: Pulseless arrest (VF or pulseless VT) requires IMMEDIATE CPR and defibrillation without delay — every minute without shock reduces survival ~10%.</w:t>
+      </w:r>
+    </w:p>
+    <w:p>
+      <w:r>
+        <w:t xml:space="preserve">❌ Why Not Other Options?</w:t>
+      </w:r>
+    </w:p>
+    <w:p>
+      <w:r>
+        <w:t xml:space="preserve">(b) — Waiting wastes the shockable window.</w:t>
+      </w:r>
+    </w:p>
+    <w:p>
+      <w:r>
+        <w:t xml:space="preserve">(c) — Oral fluids are pointless in arrest.</w:t>
+      </w:r>
+    </w:p>
+    <w:p>
+      <w:r>
+        <w:t xml:space="preserve">(d) — Ambulating an arrested patient is dangerous.</w:t>
+      </w:r>
+    </w:p>
+    <w:p>
+      <w:r>
+        <w:t xml:space="preserve">⚠️ Exam Trap: "Pulseless + shockable rhythm = CPR immediately, defibrillate as soon as the defibrillator arrives; check the pulse, not just the rhythm."</w:t>
+      </w:r>
+    </w:p>
+    <w:p>
+      <w:r>
+        <w:t xml:space="preserve">💎 PNC Pearl: "No pulse, shockable rhythm — push the chest now, shock when the machine is ready."</w:t>
+      </w:r>
+    </w:p>
+    <w:p>
+      <w:r>
+        <w:t xml:space="preserve">Positive Marks: 1</w:t>
+      </w:r>
+    </w:p>
+    <w:p>
+      <w:r>
+        <w:t xml:space="preserve">Negative Marks: 0.25</w:t>
+      </w:r>
+    </w:p>
+    <w:p>
+      <w:r>
+        <w:t xml:space="preserve"/>
+      </w:r>
+    </w:p>
+    <w:p>
+      <w:r>
+        <w:t xml:space="preserve">Question: The daily calcium requirement of an adult is approximately</w:t>
+      </w:r>
+    </w:p>
+    <w:p>
+      <w:r>
+        <w:t xml:space="preserve">(a) 600-800 mg</w:t>
+      </w:r>
+    </w:p>
+    <w:p>
+      <w:r>
+        <w:t xml:space="preserve">(b) 50-100 mg</w:t>
+      </w:r>
+    </w:p>
+    <w:p>
+      <w:r>
+        <w:t xml:space="preserve">(c) 5-10 g</w:t>
+      </w:r>
+    </w:p>
+    <w:p>
+      <w:r>
+        <w:t xml:space="preserve">(d) 50 g</w:t>
+      </w:r>
+    </w:p>
+    <w:p>
+      <w:r>
+        <w:t xml:space="preserve">Answer: a</w:t>
+      </w:r>
+    </w:p>
+    <w:p>
+      <w:r>
+        <w:t xml:space="preserve">Solution: ✅ Correct Answer: a</w:t>
+      </w:r>
+    </w:p>
+    <w:p>
+      <w:r>
+        <w:t xml:space="preserve">🧠 Clinical Rationale: ICMR recommends about 600 mg of calcium daily for adults; requirements RISE during pregnancy and lactation.</w:t>
+      </w:r>
+    </w:p>
+    <w:p>
+      <w:r>
+        <w:t xml:space="preserve">❌ Why Not Other Options?</w:t>
+      </w:r>
+    </w:p>
+    <w:p>
+      <w:r>
+        <w:t xml:space="preserve">(b) — 50-100 mg is far too little.</w:t>
+      </w:r>
+    </w:p>
+    <w:p>
+      <w:r>
+        <w:t xml:space="preserve">(c) — 5-10 g and (d) 50 g are absurdly high.</w:t>
+      </w:r>
+    </w:p>
+    <w:p>
+      <w:r>
+        <w:t xml:space="preserve">⚠️ Exam Trap: "Calcium RDA ~600 mg (adult), 1200 mg (pregnancy/lactation); sources = milk, curd, ragi, green leafy vegetables."</w:t>
+      </w:r>
+    </w:p>
+    <w:p>
+      <w:r>
+        <w:t xml:space="preserve">💎 PNC Pearl: "Six hundred milligrams a day keeps the bones solid — more when carrying or feeding a baby."</w:t>
+      </w:r>
+    </w:p>
+    <w:p>
+      <w:r>
+        <w:t xml:space="preserve">Positive Marks: 1</w:t>
+      </w:r>
+    </w:p>
+    <w:p>
+      <w:r>
+        <w:t xml:space="preserve">Negative Marks: 0.25</w:t>
+      </w:r>
+    </w:p>
+    <w:p>
+      <w:r>
+        <w:t xml:space="preserve">Question: The position used for thoracentesis is</w:t>
+      </w:r>
+    </w:p>
+    <w:p>
+      <w:r>
+        <w:t xml:space="preserve">(a) Sitting upright and leaning forward</w:t>
+      </w:r>
+    </w:p>
+    <w:p>
+      <w:r>
+        <w:t xml:space="preserve">(b) Flat supine</w:t>
+      </w:r>
+    </w:p>
+    <w:p>
+      <w:r>
+        <w:t xml:space="preserve">(c) Prone</w:t>
+      </w:r>
+    </w:p>
+    <w:p>
+      <w:r>
+        <w:t xml:space="preserve">(d) Trendelenburg</w:t>
+      </w:r>
+    </w:p>
+    <w:p>
+      <w:r>
+        <w:t xml:space="preserve">Answer: a</w:t>
+      </w:r>
+    </w:p>
+    <w:p>
+      <w:r>
+        <w:t xml:space="preserve">Solution: ✅ Correct Answer: a</w:t>
+      </w:r>
+    </w:p>
+    <w:p>
+      <w:r>
+        <w:t xml:space="preserve">🧠 Clinical Rationale: Sitting upright leaning forward opens the intercostal spaces and allows pleural fluid to collect posteriorly — making the tap safe and effective.</w:t>
+      </w:r>
+    </w:p>
+    <w:p>
+      <w:r>
+        <w:t xml:space="preserve">❌ Why Not Other Options?</w:t>
+      </w:r>
+    </w:p>
+    <w:p>
+      <w:r>
+        <w:t xml:space="preserve">(b) — Flat supine does not open the spaces well.</w:t>
+      </w:r>
+    </w:p>
+    <w:p>
+      <w:r>
+        <w:t xml:space="preserve">(c) — Prone is not the thoracentesis position.</w:t>
+      </w:r>
+    </w:p>
+    <w:p>
+      <w:r>
+        <w:t xml:space="preserve">(d) — Trendelenburg is for shock/air embolism, not thoracentesis.</w:t>
+      </w:r>
+    </w:p>
+    <w:p>
+      <w:r>
+        <w:t xml:space="preserve">⚠️ Exam Trap: "Thoracentesis = upright leaning forward; after the tap, watch for pneumothorax (sudden dyspnea, absent breath sounds)."</w:t>
+      </w:r>
+    </w:p>
+    <w:p>
+      <w:r>
+        <w:t xml:space="preserve">💎 PNC Pearl: "Lean forward, open the ribs — the pleural tap slides in safely."</w:t>
+      </w:r>
+    </w:p>
+    <w:p>
+      <w:r>
+        <w:t xml:space="preserve">Positive Marks: 1</w:t>
+      </w:r>
+    </w:p>
+    <w:p>
+      <w:r>
+        <w:t xml:space="preserve">Negative Marks: 0.25</w:t>
+      </w:r>
+    </w:p>
+    <w:p>
+      <w:r>
+        <w:t xml:space="preserve"/>
+      </w:r>
+    </w:p>
+    <w:p>
+      <w:r>
+        <w:t xml:space="preserve">Question: The itching (pruritus) of chronic renal failure is mainly attributed to</w:t>
+      </w:r>
+    </w:p>
+    <w:p>
+      <w:r>
+        <w:t xml:space="preserve">(a) Uremia and phosphate retention</w:t>
+      </w:r>
+    </w:p>
+    <w:p>
+      <w:r>
+        <w:t xml:space="preserve">(b) Dehydration</w:t>
+      </w:r>
+    </w:p>
+    <w:p>
+      <w:r>
+        <w:t xml:space="preserve">(c) Hypothermia</w:t>
+      </w:r>
+    </w:p>
+    <w:p>
+      <w:r>
+        <w:t xml:space="preserve">(d) Excess vitamin intake</w:t>
+      </w:r>
+    </w:p>
+    <w:p>
+      <w:r>
+        <w:t xml:space="preserve">Answer: a</w:t>
+      </w:r>
+    </w:p>
+    <w:p>
+      <w:r>
+        <w:t xml:space="preserve">Solution: ✅ Correct Answer: a</w:t>
+      </w:r>
+    </w:p>
+    <w:p>
+      <w:r>
+        <w:t xml:space="preserve">🧠 Clinical Rationale: Accumulated UREMIC TOXINS and HYPERPHOSPHATEMIA cause severe itching in renal failure — controlled by diet, phosphate binders, dialysis, and skin care.</w:t>
+      </w:r>
+    </w:p>
+    <w:p>
+      <w:r>
+        <w:t xml:space="preserve">❌ Why Not Other Options?</w:t>
+      </w:r>
+    </w:p>
+    <w:p>
+      <w:r>
+        <w:t xml:space="preserve">(b) — Dehydration is not the main pruritus cause here.</w:t>
+      </w:r>
+    </w:p>
+    <w:p>
+      <w:r>
+        <w:t xml:space="preserve">(c) — Hypothermia is unrelated.</w:t>
+      </w:r>
+    </w:p>
+    <w:p>
+      <w:r>
+        <w:t xml:space="preserve">(d) — Excess vitamins are not the cause.</w:t>
+      </w:r>
+    </w:p>
+    <w:p>
+      <w:r>
+        <w:t xml:space="preserve">⚠️ Exam Trap: "Renal itch = uremia + high phosphate; treat with low-P diet, phosphate binders, emollients, and adequate dialysis."</w:t>
+      </w:r>
+    </w:p>
+    <w:p>
+      <w:r>
+        <w:t xml:space="preserve">💎 PNC Pearl: "When the kidneys can't clear, the skin itches — uremia and phosphate are the usual suspects."</w:t>
+      </w:r>
+    </w:p>
+    <w:p>
+      <w:r>
+        <w:t xml:space="preserve">Positive Marks: 1</w:t>
+      </w:r>
+    </w:p>
+    <w:p>
+      <w:r>
+        <w:t xml:space="preserve">Negative Marks: 0.25</w:t>
+      </w:r>
+    </w:p>
+    <w:p>
+      <w:r>
+        <w:t xml:space="preserve"/>
+      </w:r>
+    </w:p>
+    <w:p>
+      <w:r>
+        <w:t xml:space="preserve">Question: A patient with an acute myocardial infarction suddenly develops a new systolic murmur. The nurse suspects</w:t>
+      </w:r>
+    </w:p>
+    <w:p>
+      <w:r>
+        <w:t xml:space="preserve">(a) Papillary muscle rupture</w:t>
+      </w:r>
+    </w:p>
+    <w:p>
+      <w:r>
+        <w:t xml:space="preserve">(b) Pericarditis</w:t>
+      </w:r>
+    </w:p>
+    <w:p>
+      <w:r>
+        <w:t xml:space="preserve">(c) Asthma</w:t>
+      </w:r>
+    </w:p>
+    <w:p>
+      <w:r>
+        <w:t xml:space="preserve">(d) Pneumonia</w:t>
+      </w:r>
+    </w:p>
+    <w:p>
+      <w:r>
+        <w:t xml:space="preserve">Answer: a</w:t>
+      </w:r>
+    </w:p>
+    <w:p>
+      <w:r>
+        <w:t xml:space="preserve">Solution: ✅ Correct Answer: a</w:t>
+      </w:r>
+    </w:p>
+    <w:p>
+      <w:r>
+        <w:t xml:space="preserve">🧠 Clinical Rationale: A NEW mitral regurgitation murmur after MI suggests papillary muscle rupture (or ventricular septal rupture) — a serious mechanical complication needing urgent evaluation.</w:t>
+      </w:r>
+    </w:p>
+    <w:p>
+      <w:r>
+        <w:t xml:space="preserve">❌ Why Not Other Options?</w:t>
+      </w:r>
+    </w:p>
+    <w:p>
+      <w:r>
+        <w:t xml:space="preserve">(b) — Pericarditis gives a friction rub, not a systolic murmur.</w:t>
+      </w:r>
+    </w:p>
+    <w:p>
+      <w:r>
+        <w:t xml:space="preserve">(c) — Asthma gives wheeze.</w:t>
+      </w:r>
+    </w:p>
+    <w:p>
+      <w:r>
+        <w:t xml:space="preserve">(d) — Pneumonia gives crackles and fever.</w:t>
+      </w:r>
+    </w:p>
+    <w:p>
+      <w:r>
+        <w:t xml:space="preserve">⚠️ Exam Trap: "MI complications — new murmur = papillary/VSD rupture; pericarditis rub days 2-3; dysrhythmias are the most common."</w:t>
+      </w:r>
+    </w:p>
+    <w:p>
+      <w:r>
+        <w:t xml:space="preserve">💎 PNC Pearl: "A fresh murmur after a heart attack = a broken valve part — call the team fast."</w:t>
+      </w:r>
+    </w:p>
+    <w:p>
+      <w:r>
+        <w:t xml:space="preserve">Positive Marks: 1</w:t>
+      </w:r>
+    </w:p>
+    <w:p>
+      <w:r>
+        <w:t xml:space="preserve">Negative Marks: 0.25</w:t>
+      </w:r>
+    </w:p>
+    <w:p>
+      <w:r>
+        <w:t xml:space="preserve"/>
+      </w:r>
+    </w:p>
+    <w:p>
+      <w:r>
+        <w:t xml:space="preserve">Question: "Afterpains" experienced by a mother after delivery are caused by</w:t>
+      </w:r>
+    </w:p>
+    <w:p>
+      <w:r>
+        <w:t xml:space="preserve">(a) Uterine contractions during involution</w:t>
+      </w:r>
+    </w:p>
+    <w:p>
+      <w:r>
+        <w:t xml:space="preserve">(b) Wound infection</w:t>
+      </w:r>
+    </w:p>
+    <w:p>
+      <w:r>
+        <w:t xml:space="preserve">(c) Intestinal gas</w:t>
+      </w:r>
+    </w:p>
+    <w:p>
+      <w:r>
+        <w:t xml:space="preserve">(d) Urinary tract infection</w:t>
+      </w:r>
+    </w:p>
+    <w:p>
+      <w:r>
+        <w:t xml:space="preserve">Answer: a</w:t>
+      </w:r>
+    </w:p>
+    <w:p>
+      <w:r>
+        <w:t xml:space="preserve">Solution: ✅ Correct Answer: a</w:t>
+      </w:r>
+    </w:p>
+    <w:p>
+      <w:r>
+        <w:t xml:space="preserve">🧠 Clinical Rationale: Afterpains are intermittent UTERINE CONTRACTIONS that aid involution — more noticeable in multiparas and during breastfeeding (oxytocin release).</w:t>
+      </w:r>
+    </w:p>
+    <w:p>
+      <w:r>
+        <w:t xml:space="preserve">❌ Why Not Other Options?</w:t>
+      </w:r>
+    </w:p>
+    <w:p>
+      <w:r>
+        <w:t xml:space="preserve">(b) — Wound infection gives fever and discharge.</w:t>
+      </w:r>
+    </w:p>
+    <w:p>
+      <w:r>
+        <w:t xml:space="preserve">(c) — Gas gives abdominal distension.</w:t>
+      </w:r>
+    </w:p>
+    <w:p>
+      <w:r>
+        <w:t xml:space="preserve">(d) — UTI gives dysuria and fever.</w:t>
+      </w:r>
+    </w:p>
+    <w:p>
+      <w:r>
+        <w:t xml:space="preserve">⚠️ Exam Trap: "Afterpains = normal involution contractions, worse with breastfeeding (oxytocin); analgesia is usually mild."</w:t>
+      </w:r>
+    </w:p>
+    <w:p>
+      <w:r>
+        <w:t xml:space="preserve">💎 PNC Pearl: "The uterus keeps working after birth — breastfeeding calls it back to duty."</w:t>
+      </w:r>
+    </w:p>
+    <w:p>
+      <w:r>
+        <w:t xml:space="preserve">Positive Marks: 1</w:t>
+      </w:r>
+    </w:p>
+    <w:p>
+      <w:r>
+        <w:t xml:space="preserve">Negative Marks: 0.25</w:t>
+      </w:r>
+    </w:p>
+    <w:p>
+      <w:r>
+        <w:t xml:space="preserve"/>
+      </w:r>
+    </w:p>
+    <w:p>
+      <w:r>
+        <w:t xml:space="preserve">Question: Which communication response is non-therapeutic when a patient is anxious?</w:t>
+      </w:r>
+    </w:p>
+    <w:p>
+      <w:r>
+        <w:t xml:space="preserve">(a) Giving false reassurance</w:t>
+      </w:r>
+    </w:p>
+    <w:p>
+      <w:r>
+        <w:t xml:space="preserve">(b) Active listening</w:t>
+      </w:r>
+    </w:p>
+    <w:p>
+      <w:r>
+        <w:t xml:space="preserve">(c) Accepting the patient's feelings</w:t>
+      </w:r>
+    </w:p>
+    <w:p>
+      <w:r>
+        <w:t xml:space="preserve">(d) Providing factual information</w:t>
+      </w:r>
+    </w:p>
+    <w:p>
+      <w:r>
+        <w:t xml:space="preserve">Answer: a</w:t>
+      </w:r>
+    </w:p>
+    <w:p>
+      <w:r>
+        <w:t xml:space="preserve">Solution: ✅ Correct Answer: a</w:t>
+      </w:r>
+    </w:p>
+    <w:p>
+      <w:r>
+        <w:t xml:space="preserve">🧠 Clinical Rationale: FALSE reassurance ("everything will be fine") dismisses the patient's feelings and blocks further disclosure — it is non-therapeutic.</w:t>
+      </w:r>
+    </w:p>
+    <w:p>
+      <w:r>
+        <w:t xml:space="preserve">❌ Why Not Other Options?</w:t>
+      </w:r>
+    </w:p>
+    <w:p>
+      <w:r>
+        <w:t xml:space="preserve">(b) — Active listening is therapeutic.</w:t>
+      </w:r>
+    </w:p>
+    <w:p>
+      <w:r>
+        <w:t xml:space="preserve">(c) — Accepting feelings is therapeutic.</w:t>
+      </w:r>
+    </w:p>
+    <w:p>
+      <w:r>
+        <w:t xml:space="preserve">(d) — Factual information is therapeutic.</w:t>
+      </w:r>
+    </w:p>
+    <w:p>
+      <w:r>
+        <w:t xml:space="preserve">⚠️ Exam Trap: "Therapeutic = active listening, restating, reflecting, clarifying; non-therapeutic = false reassurance, advising, probing, changing the subject."</w:t>
+      </w:r>
+    </w:p>
+    <w:p>
+      <w:r>
+        <w:t xml:space="preserve">💎 PNC Pearl: "'Don't worry' closes the door; 'tell me more' opens it."</w:t>
+      </w:r>
+    </w:p>
+    <w:p>
+      <w:r>
+        <w:t xml:space="preserve">Positive Marks: 1</w:t>
+      </w:r>
+    </w:p>
+    <w:p>
+      <w:r>
+        <w:t xml:space="preserve">Negative Marks: 0.25</w:t>
+      </w:r>
+    </w:p>
+    <w:p>
+      <w:r>
+        <w:t xml:space="preserve"/>
+      </w:r>
+    </w:p>
+    <w:p>
+      <w:r>
+        <w:t xml:space="preserve">Question: Bile is produced by the</w:t>
+      </w:r>
+    </w:p>
+    <w:p>
+      <w:r>
+        <w:t xml:space="preserve">(a) Liver</w:t>
+      </w:r>
+    </w:p>
+    <w:p>
+      <w:r>
+        <w:t xml:space="preserve">(b) Gallbladder</w:t>
+      </w:r>
+    </w:p>
+    <w:p>
+      <w:r>
+        <w:t xml:space="preserve">(c) Stomach</w:t>
+      </w:r>
+    </w:p>
+    <w:p>
+      <w:r>
+        <w:t xml:space="preserve">(d) Spleen</w:t>
+      </w:r>
+    </w:p>
+    <w:p>
+      <w:r>
+        <w:t xml:space="preserve">Answer: a</w:t>
+      </w:r>
+    </w:p>
+    <w:p>
+      <w:r>
+        <w:t xml:space="preserve">Solution: ✅ Correct Answer: a</w:t>
+      </w:r>
+    </w:p>
+    <w:p>
+      <w:r>
+        <w:t xml:space="preserve">🧠 Clinical Rationale: The LIVER produces bile, which the GALLBLADDER stores and concentrates before releasing it into the duodenum.</w:t>
+      </w:r>
+    </w:p>
+    <w:p>
+      <w:r>
+        <w:t xml:space="preserve">❌ Why Not Other Options?</w:t>
+      </w:r>
+    </w:p>
+    <w:p>
+      <w:r>
+        <w:t xml:space="preserve">(b) — The gallbladder STORES bile, it does not make it.</w:t>
+      </w:r>
+    </w:p>
+    <w:p>
+      <w:r>
+        <w:t xml:space="preserve">(c) — The stomach produces acid and pepsin.</w:t>
+      </w:r>
+    </w:p>
+    <w:p>
+      <w:r>
+        <w:t xml:space="preserve">(d) — The spleen filters blood and stores platelets.</w:t>
+      </w:r>
+    </w:p>
+    <w:p>
+      <w:r>
+        <w:t xml:space="preserve">⚠️ Exam Trap: "Liver MAKES bile; gallbladder STORES it" — the produce-vs-store contrast is a favourite A&amp;P trap.</w:t>
+      </w:r>
+    </w:p>
+    <w:p>
+      <w:r>
+        <w:t xml:space="preserve">💎 PNC Pearl: "The liver brews the bile; the gallbladder cellars it."</w:t>
+      </w:r>
+    </w:p>
+    <w:p>
+      <w:r>
+        <w:t xml:space="preserve">Positive Marks: 1</w:t>
+      </w:r>
+    </w:p>
+    <w:p>
+      <w:r>
+        <w:t xml:space="preserve">Negative Marks: 0.25</w:t>
+      </w:r>
+    </w:p>
+    <w:p>
+      <w:r>
+        <w:t xml:space="preserve"/>
+      </w:r>
+    </w:p>
+    <w:p>
+      <w:r>
+        <w:t xml:space="preserve">Question: Acute respiratory distress syndrome (ARDS) is characterized by</w:t>
+      </w:r>
+    </w:p>
+    <w:p>
+      <w:r>
+        <w:t xml:space="preserve">(a) Severe hypoxemia with bilateral lung infiltrates</w:t>
+      </w:r>
+    </w:p>
+    <w:p>
+      <w:r>
+        <w:t xml:space="preserve">(b) Normal oxygenation</w:t>
+      </w:r>
+    </w:p>
+    <w:p>
+      <w:r>
+        <w:t xml:space="preserve">(c) Unilateral wheeze only</w:t>
+      </w:r>
+    </w:p>
+    <w:p>
+      <w:r>
+        <w:t xml:space="preserve">(d) Bradycardia and hypotension only</w:t>
+      </w:r>
+    </w:p>
+    <w:p>
+      <w:r>
+        <w:t xml:space="preserve">Answer: a</w:t>
+      </w:r>
+    </w:p>
+    <w:p>
+      <w:r>
+        <w:t xml:space="preserve">Solution: ✅ Correct Answer: a</w:t>
+      </w:r>
+    </w:p>
+    <w:p>
+      <w:r>
+        <w:t xml:space="preserve">🧠 Clinical Rationale: ARDS causes REFRACTORY hypoxemia with BILATERAL pulmonary infiltrates — from increased alveolar-capillary permeability (fluid flooding the alveoli).</w:t>
+      </w:r>
+    </w:p>
+    <w:p>
+      <w:r>
+        <w:t xml:space="preserve">❌ Why Not Other Options?</w:t>
+      </w:r>
+    </w:p>
+    <w:p>
+      <w:r>
+        <w:t xml:space="preserve">(b) — Normal oxygenation rules out ARDS.</w:t>
+      </w:r>
+    </w:p>
+    <w:p>
+      <w:r>
+        <w:t xml:space="preserve">(c) — Unilateral wheeze suggests asthma or foreign body.</w:t>
+      </w:r>
+    </w:p>
+    <w:p>
+      <w:r>
+        <w:t xml:space="preserve">(d) — Bradycardia and hypotension are not the defining features.</w:t>
+      </w:r>
+    </w:p>
+    <w:p>
+      <w:r>
+        <w:t xml:space="preserve">⚠️ Exam Trap: "ARDS = acute onset + bilateral infiltrates + severe hypoxemia (PaO2/FiO2 &lt; 300) + no cardiogenic cause; treatment = lung-protective ventilation."</w:t>
+      </w:r>
+    </w:p>
+    <w:p>
+      <w:r>
+        <w:t xml:space="preserve">💎 PNC Pearl: "ARDS drowns the alveoli from inside — stiff lungs, stubborn hypoxia."</w:t>
+      </w:r>
+    </w:p>
+    <w:p>
+      <w:r>
+        <w:t xml:space="preserve">Positive Marks: 1</w:t>
+      </w:r>
+    </w:p>
+    <w:p>
+      <w:r>
+        <w:t xml:space="preserve">Negative Marks: 0.25</w:t>
+      </w:r>
+    </w:p>
+    <w:p>
+      <w:r>
+        <w:t xml:space="preserve"/>
+      </w:r>
+    </w:p>
+    <w:p>
+      <w:r>
+        <w:t xml:space="preserve">Question: The "sampling frame" in a research study is</w:t>
+      </w:r>
+    </w:p>
+    <w:p>
+      <w:r>
+        <w:t xml:space="preserve">(a) The list of all elements in the study population</w:t>
+      </w:r>
+    </w:p>
+    <w:p>
+      <w:r>
+        <w:t xml:space="preserve">(b) The data analysis sheet</w:t>
+      </w:r>
+    </w:p>
+    <w:p>
+      <w:r>
+        <w:t xml:space="preserve">(c) The title of the study</w:t>
+      </w:r>
+    </w:p>
+    <w:p>
+      <w:r>
+        <w:t xml:space="preserve">(d) The research budget</w:t>
+      </w:r>
+    </w:p>
+    <w:p>
+      <w:r>
+        <w:t xml:space="preserve">Answer: a</w:t>
+      </w:r>
+    </w:p>
+    <w:p>
+      <w:r>
+        <w:t xml:space="preserve">Solution: ✅ Correct Answer: a</w:t>
+      </w:r>
+    </w:p>
+    <w:p>
+      <w:r>
+        <w:t xml:space="preserve">🧠 Clinical Rationale: The sampling frame is the complete LIST of all members of the population from which the sample is drawn.</w:t>
+      </w:r>
+    </w:p>
+    <w:p>
+      <w:r>
+        <w:t xml:space="preserve">❌ Why Not Other Options?</w:t>
+      </w:r>
+    </w:p>
+    <w:p>
+      <w:r>
+        <w:t xml:space="preserve">(b) — The data sheet records collected data.</w:t>
+      </w:r>
+    </w:p>
+    <w:p>
+      <w:r>
+        <w:t xml:space="preserve">(c) — The title names the study.</w:t>
+      </w:r>
+    </w:p>
+    <w:p>
+      <w:r>
+        <w:t xml:space="preserve">(d) — The budget is financial planning.</w:t>
+      </w:r>
+    </w:p>
+    <w:p>
+      <w:r>
+        <w:t xml:space="preserve">⚠️ Exam Trap: "Sampling terms — population (all), sampling frame (the list), sample (selected), sampling unit (each member)" — the list distinction is the exam point.</w:t>
+      </w:r>
+    </w:p>
+    <w:p>
+      <w:r>
+        <w:t xml:space="preserve">💎 PNC Pearl: "The frame is the voter list of the population — the sample is who actually gets polled."</w:t>
+      </w:r>
+    </w:p>
+    <w:p>
+      <w:r>
+        <w:t xml:space="preserve">Positive Marks: 1</w:t>
+      </w:r>
+    </w:p>
+    <w:p>
+      <w:r>
+        <w:t xml:space="preserve">Negative Marks: 0.25</w:t>
+      </w:r>
+    </w:p>
+    <w:p>
+      <w:r>
+        <w:t xml:space="preserve"/>
+      </w:r>
+    </w:p>
+    <w:p>
+      <w:r>
+        <w:t xml:space="preserve">Question: The number of steps in the nursing process is</w:t>
+      </w:r>
+    </w:p>
+    <w:p>
+      <w:r>
+        <w:t xml:space="preserve">(a) 5</w:t>
+      </w:r>
+    </w:p>
+    <w:p>
+      <w:r>
+        <w:t xml:space="preserve">(b) 3</w:t>
+      </w:r>
+    </w:p>
+    <w:p>
+      <w:r>
+        <w:t xml:space="preserve">(c) 7</w:t>
+      </w:r>
+    </w:p>
+    <w:p>
+      <w:r>
+        <w:t xml:space="preserve">(d) 2</w:t>
+      </w:r>
+    </w:p>
+    <w:p>
+      <w:r>
+        <w:t xml:space="preserve">Answer: a</w:t>
+      </w:r>
+    </w:p>
+    <w:p>
+      <w:r>
+        <w:t xml:space="preserve">Solution: ✅ Correct Answer: a</w:t>
+      </w:r>
+    </w:p>
+    <w:p>
+      <w:r>
+        <w:t xml:space="preserve">🧠 Clinical Rationale: The nursing process has FIVE steps: Assessment, Diagnosis, Planning, Implementation, and Evaluation (ADPIE).</w:t>
+      </w:r>
+    </w:p>
+    <w:p>
+      <w:r>
+        <w:t xml:space="preserve">❌ Why Not Other Options?</w:t>
+      </w:r>
+    </w:p>
+    <w:p>
+      <w:r>
+        <w:t xml:space="preserve">(b) — 3 is not the nursing process count.</w:t>
+      </w:r>
+    </w:p>
+    <w:p>
+      <w:r>
+        <w:t xml:space="preserve">(c) — 7 is not the count.</w:t>
+      </w:r>
+    </w:p>
+    <w:p>
+      <w:r>
+        <w:t xml:space="preserve">(d) — 2 is not the count.</w:t>
+      </w:r>
+    </w:p>
+    <w:p>
+      <w:r>
+        <w:t xml:space="preserve">⚠️ Exam Trap: "ADPIE — Assessment, Diagnosis, Planning, Implementation, Evaluation; it is a continuous, cyclic process."</w:t>
+      </w:r>
+    </w:p>
+    <w:p>
+      <w:r>
+        <w:t xml:space="preserve">💎 PNC Pearl: "ADPIE — Assess, Diagnose, Plan, Implement, Evaluate — the five-step care cycle."</w:t>
+      </w:r>
+    </w:p>
+    <w:p>
+      <w:r>
+        <w:t xml:space="preserve">Positive Marks: 1</w:t>
+      </w:r>
+    </w:p>
+    <w:p>
+      <w:r>
+        <w:t xml:space="preserve">Negative Marks: 0.25</w:t>
+      </w:r>
+    </w:p>
+    <w:p>
+      <w:r>
+        <w:t xml:space="preserve"/>
+      </w:r>
+    </w:p>
+    <w:p>
+      <w:r>
+        <w:t xml:space="preserve">Question: When a competent patient refuses a treatment, the nurse should</w:t>
+      </w:r>
+    </w:p>
+    <w:p>
+      <w:r>
+        <w:t xml:space="preserve">(a) Respect the refusal, inform the physician and document it</w:t>
+      </w:r>
+    </w:p>
+    <w:p>
+      <w:r>
+        <w:t xml:space="preserve">(b) Force the treatment to proceed</w:t>
+      </w:r>
+    </w:p>
+    <w:p>
+      <w:r>
+        <w:t xml:space="preserve">(c) Discharge the patient immediately</w:t>
+      </w:r>
+    </w:p>
+    <w:p>
+      <w:r>
+        <w:t xml:space="preserve">(d) Ignore the refusal</w:t>
+      </w:r>
+    </w:p>
+    <w:p>
+      <w:r>
+        <w:t xml:space="preserve">Answer: a</w:t>
+      </w:r>
+    </w:p>
+    <w:p>
+      <w:r>
+        <w:t xml:space="preserve">Solution: ✅ Correct Answer: a</w:t>
+      </w:r>
+    </w:p>
+    <w:p>
+      <w:r>
+        <w:t xml:space="preserve">🧠 Clinical Rationale: A competent adult has the RIGHT to refuse treatment — the nurse respects this, informs the physician, and documents the refusal and the information given.</w:t>
+      </w:r>
+    </w:p>
+    <w:p>
+      <w:r>
+        <w:t xml:space="preserve">❌ Why Not Other Options?</w:t>
+      </w:r>
+    </w:p>
+    <w:p>
+      <w:r>
+        <w:t xml:space="preserve">(b) — Forcing treatment violates autonomy and is legally unsafe.</w:t>
+      </w:r>
+    </w:p>
+    <w:p>
+      <w:r>
+        <w:t xml:space="preserve">(c) — Discharging is not the immediate action.</w:t>
+      </w:r>
+    </w:p>
+    <w:p>
+      <w:r>
+        <w:t xml:space="preserve">(d) — Ignoring the refusal is unethical and unsafe.</w:t>
+      </w:r>
+    </w:p>
+    <w:p>
+      <w:r>
+        <w:t xml:space="preserve">⚠️ Exam Trap: "Patient rights — autonomy (self-determination) means the right to refuse; the nurse documents and informs, never coerces."</w:t>
+      </w:r>
+    </w:p>
+    <w:p>
+      <w:r>
+        <w:t xml:space="preserve">💎 PNC Pearl: "A competent 'no' is a right, not a problem — respect it, report it, record it."</w:t>
+      </w:r>
+    </w:p>
+    <w:p>
+      <w:r>
+        <w:t xml:space="preserve">Positive Marks: 1</w:t>
+      </w:r>
+    </w:p>
+    <w:p>
+      <w:r>
+        <w:t xml:space="preserve">Negative Marks: 0.25</w:t>
       </w:r>
     </w:p>
     <w:sectPr>
       <w:pgSz w:w="12240" w:h="15840"/>
-      <w:pgMar w:top="864" w:right="1008" w:bottom="864" w:left="1008" w:header="720" w:footer="720" w:gutter="0"/>
+      <w:pgMar w:top="1440" w:right="1800" w:bottom="1440" w:left="1800" w:header="720" w:footer="720" w:gutter="0"/>
       <w:cols w:space="720"/>
       <w:docGrid w:linePitch="360"/>
     </w:sectPr>
@@ -2535,10 +2060,6 @@
     <w:name w:val="Normal"/>
     <w:qFormat/>
     <w:rsid w:val="00FC693F"/>
-    <w:rPr>
-      <w:rFonts w:ascii="Calibri" w:hAnsi="Calibri"/>
-      <w:sz w:val="22"/>
-    </w:rPr>
   </w:style>
   <w:style w:type="paragraph" w:styleId="Header">
     <w:name w:val="header"/>
